--- a/template.docx
+++ b/template.docx
@@ -918,7 +918,27 @@
           <w:szCs w:val="24"/>
           <w:lang w:val="sr-Latn-RS"/>
         </w:rPr>
-        <w:t>obračun</w:t>
+        <w:t>obra</w:t>
+      </w:r>
+      <w:r>
+        <w:rPr>
+          <w:rFonts w:ascii="Times New Roman" w:hAnsi="Times New Roman" w:cs="Times New Roman"/>
+          <w:bCs/>
+          <w:sz w:val="24"/>
+          <w:szCs w:val="24"/>
+          <w:lang w:val="sr-Latn-RS"/>
+        </w:rPr>
+        <w:t>c</w:t>
+      </w:r>
+      <w:r>
+        <w:rPr>
+          <w:rFonts w:ascii="Times New Roman" w:hAnsi="Times New Roman" w:cs="Times New Roman"/>
+          <w:bCs/>
+          <w:sz w:val="24"/>
+          <w:szCs w:val="24"/>
+          <w:lang w:val="sr-Latn-RS"/>
+        </w:rPr>
+        <w:t>un</w:t>
       </w:r>
       <w:r>
         <w:rPr>
@@ -2142,7 +2162,6 @@
         </wp:anchor>
       </w:drawing>
     </w:r>
-    <w:proofErr w:type="spellStart"/>
     <w:r>
       <w:rPr>
         <w:rFonts w:ascii="Times New Roman" w:hAnsi="Times New Roman" w:cs="Times New Roman"/>
@@ -2180,207 +2199,7 @@
           </w14:gradFill>
         </w14:textFill>
       </w:rPr>
-      <w:t>Advokat</w:t>
-    </w:r>
-    <w:proofErr w:type="spellEnd"/>
-    <w:r>
-      <w:rPr>
-        <w:rFonts w:ascii="Times New Roman" w:hAnsi="Times New Roman" w:cs="Times New Roman"/>
-        <w:b/>
-        <w:i/>
-        <w:color w:val="FFC000" w:themeColor="accent4"/>
-        <w14:textFill>
-          <w14:gradFill>
-            <w14:gsLst>
-              <w14:gs w14:pos="0">
-                <w14:schemeClr w14:val="accent4">
-                  <w14:lumMod w14:val="50000"/>
-                  <w14:shade w14:val="30000"/>
-                  <w14:satMod w14:val="115000"/>
-                </w14:schemeClr>
-              </w14:gs>
-              <w14:gs w14:pos="50000">
-                <w14:schemeClr w14:val="accent4">
-                  <w14:lumMod w14:val="50000"/>
-                  <w14:shade w14:val="67500"/>
-                  <w14:satMod w14:val="115000"/>
-                </w14:schemeClr>
-              </w14:gs>
-              <w14:gs w14:pos="100000">
-                <w14:schemeClr w14:val="accent4">
-                  <w14:lumMod w14:val="50000"/>
-                  <w14:shade w14:val="100000"/>
-                  <w14:satMod w14:val="115000"/>
-                </w14:schemeClr>
-              </w14:gs>
-            </w14:gsLst>
-            <w14:path w14:path="circle">
-              <w14:fillToRect w14:l="50000" w14:t="50000" w14:r="50000" w14:b="50000"/>
-            </w14:path>
-          </w14:gradFill>
-        </w14:textFill>
-      </w:rPr>
-      <w:t xml:space="preserve"> Marko P. Popović, ul. </w:t>
-    </w:r>
-    <w:proofErr w:type="spellStart"/>
-    <w:r>
-      <w:rPr>
-        <w:rFonts w:ascii="Times New Roman" w:hAnsi="Times New Roman" w:cs="Times New Roman"/>
-        <w:b/>
-        <w:i/>
-        <w:color w:val="FFC000" w:themeColor="accent4"/>
-        <w14:textFill>
-          <w14:gradFill>
-            <w14:gsLst>
-              <w14:gs w14:pos="0">
-                <w14:schemeClr w14:val="accent4">
-                  <w14:lumMod w14:val="50000"/>
-                  <w14:shade w14:val="30000"/>
-                  <w14:satMod w14:val="115000"/>
-                </w14:schemeClr>
-              </w14:gs>
-              <w14:gs w14:pos="50000">
-                <w14:schemeClr w14:val="accent4">
-                  <w14:lumMod w14:val="50000"/>
-                  <w14:shade w14:val="67500"/>
-                  <w14:satMod w14:val="115000"/>
-                </w14:schemeClr>
-              </w14:gs>
-              <w14:gs w14:pos="100000">
-                <w14:schemeClr w14:val="accent4">
-                  <w14:lumMod w14:val="50000"/>
-                  <w14:shade w14:val="100000"/>
-                  <w14:satMod w14:val="115000"/>
-                </w14:schemeClr>
-              </w14:gs>
-            </w14:gsLst>
-            <w14:path w14:path="circle">
-              <w14:fillToRect w14:l="50000" w14:t="50000" w14:r="50000" w14:b="50000"/>
-            </w14:path>
-          </w14:gradFill>
-        </w14:textFill>
-      </w:rPr>
-      <w:t>Bulevar</w:t>
-    </w:r>
-    <w:proofErr w:type="spellEnd"/>
-    <w:r>
-      <w:rPr>
-        <w:rFonts w:ascii="Times New Roman" w:hAnsi="Times New Roman" w:cs="Times New Roman"/>
-        <w:b/>
-        <w:i/>
-        <w:color w:val="FFC000" w:themeColor="accent4"/>
-        <w14:textFill>
-          <w14:gradFill>
-            <w14:gsLst>
-              <w14:gs w14:pos="0">
-                <w14:schemeClr w14:val="accent4">
-                  <w14:lumMod w14:val="50000"/>
-                  <w14:shade w14:val="30000"/>
-                  <w14:satMod w14:val="115000"/>
-                </w14:schemeClr>
-              </w14:gs>
-              <w14:gs w14:pos="50000">
-                <w14:schemeClr w14:val="accent4">
-                  <w14:lumMod w14:val="50000"/>
-                  <w14:shade w14:val="67500"/>
-                  <w14:satMod w14:val="115000"/>
-                </w14:schemeClr>
-              </w14:gs>
-              <w14:gs w14:pos="100000">
-                <w14:schemeClr w14:val="accent4">
-                  <w14:lumMod w14:val="50000"/>
-                  <w14:shade w14:val="100000"/>
-                  <w14:satMod w14:val="115000"/>
-                </w14:schemeClr>
-              </w14:gs>
-            </w14:gsLst>
-            <w14:path w14:path="circle">
-              <w14:fillToRect w14:l="50000" w14:t="50000" w14:r="50000" w14:b="50000"/>
-            </w14:path>
-          </w14:gradFill>
-        </w14:textFill>
-      </w:rPr>
-      <w:t xml:space="preserve"> Zorana </w:t>
-    </w:r>
-    <w:proofErr w:type="spellStart"/>
-    <w:r>
-      <w:rPr>
-        <w:rFonts w:ascii="Times New Roman" w:hAnsi="Times New Roman" w:cs="Times New Roman"/>
-        <w:b/>
-        <w:i/>
-        <w:color w:val="FFC000" w:themeColor="accent4"/>
-        <w14:textFill>
-          <w14:gradFill>
-            <w14:gsLst>
-              <w14:gs w14:pos="0">
-                <w14:schemeClr w14:val="accent4">
-                  <w14:lumMod w14:val="50000"/>
-                  <w14:shade w14:val="30000"/>
-                  <w14:satMod w14:val="115000"/>
-                </w14:schemeClr>
-              </w14:gs>
-              <w14:gs w14:pos="50000">
-                <w14:schemeClr w14:val="accent4">
-                  <w14:lumMod w14:val="50000"/>
-                  <w14:shade w14:val="67500"/>
-                  <w14:satMod w14:val="115000"/>
-                </w14:schemeClr>
-              </w14:gs>
-              <w14:gs w14:pos="100000">
-                <w14:schemeClr w14:val="accent4">
-                  <w14:lumMod w14:val="50000"/>
-                  <w14:shade w14:val="100000"/>
-                  <w14:satMod w14:val="115000"/>
-                </w14:schemeClr>
-              </w14:gs>
-            </w14:gsLst>
-            <w14:path w14:path="circle">
-              <w14:fillToRect w14:l="50000" w14:t="50000" w14:r="50000" w14:b="50000"/>
-            </w14:path>
-          </w14:gradFill>
-        </w14:textFill>
-      </w:rPr>
-      <w:t>Đinđića</w:t>
-    </w:r>
-    <w:proofErr w:type="spellEnd"/>
-    <w:r>
-      <w:rPr>
-        <w:rFonts w:ascii="Times New Roman" w:hAnsi="Times New Roman" w:cs="Times New Roman"/>
-        <w:b/>
-        <w:i/>
-        <w:color w:val="FFC000" w:themeColor="accent4"/>
-        <w14:textFill>
-          <w14:gradFill>
-            <w14:gsLst>
-              <w14:gs w14:pos="0">
-                <w14:schemeClr w14:val="accent4">
-                  <w14:lumMod w14:val="50000"/>
-                  <w14:shade w14:val="30000"/>
-                  <w14:satMod w14:val="115000"/>
-                </w14:schemeClr>
-              </w14:gs>
-              <w14:gs w14:pos="50000">
-                <w14:schemeClr w14:val="accent4">
-                  <w14:lumMod w14:val="50000"/>
-                  <w14:shade w14:val="67500"/>
-                  <w14:satMod w14:val="115000"/>
-                </w14:schemeClr>
-              </w14:gs>
-              <w14:gs w14:pos="100000">
-                <w14:schemeClr w14:val="accent4">
-                  <w14:lumMod w14:val="50000"/>
-                  <w14:shade w14:val="100000"/>
-                  <w14:satMod w14:val="115000"/>
-                </w14:schemeClr>
-              </w14:gs>
-            </w14:gsLst>
-            <w14:path w14:path="circle">
-              <w14:fillToRect w14:l="50000" w14:t="50000" w14:r="50000" w14:b="50000"/>
-            </w14:path>
-          </w14:gradFill>
-        </w14:textFill>
-      </w:rPr>
-      <w:t xml:space="preserve"> br. 45e/</w:t>
+      <w:t>Advokat Marko P. Popović, ul. Bulevar Zorana Đinđića br. 45e/</w:t>
     </w:r>
     <w:r>
       <w:rPr>
@@ -2501,7 +2320,6 @@
         </w14:textFill>
       </w:rPr>
     </w:pPr>
-    <w:proofErr w:type="spellStart"/>
     <w:r>
       <w:rPr>
         <w:rFonts w:ascii="Times New Roman" w:hAnsi="Times New Roman" w:cs="Times New Roman"/>
@@ -2539,47 +2357,7 @@
           </w14:gradFill>
         </w14:textFill>
       </w:rPr>
-      <w:t>Kontakt</w:t>
-    </w:r>
-    <w:proofErr w:type="spellEnd"/>
-    <w:r>
-      <w:rPr>
-        <w:rFonts w:ascii="Times New Roman" w:hAnsi="Times New Roman" w:cs="Times New Roman"/>
-        <w:b/>
-        <w:i/>
-        <w:color w:val="FFC000" w:themeColor="accent4"/>
-        <w14:textFill>
-          <w14:gradFill>
-            <w14:gsLst>
-              <w14:gs w14:pos="0">
-                <w14:schemeClr w14:val="accent4">
-                  <w14:lumMod w14:val="50000"/>
-                  <w14:shade w14:val="30000"/>
-                  <w14:satMod w14:val="115000"/>
-                </w14:schemeClr>
-              </w14:gs>
-              <w14:gs w14:pos="50000">
-                <w14:schemeClr w14:val="accent4">
-                  <w14:lumMod w14:val="50000"/>
-                  <w14:shade w14:val="67500"/>
-                  <w14:satMod w14:val="115000"/>
-                </w14:schemeClr>
-              </w14:gs>
-              <w14:gs w14:pos="100000">
-                <w14:schemeClr w14:val="accent4">
-                  <w14:lumMod w14:val="50000"/>
-                  <w14:shade w14:val="100000"/>
-                  <w14:satMod w14:val="115000"/>
-                </w14:schemeClr>
-              </w14:gs>
-            </w14:gsLst>
-            <w14:path w14:path="circle">
-              <w14:fillToRect w14:l="50000" w14:t="50000" w14:r="50000" w14:b="50000"/>
-            </w14:path>
-          </w14:gradFill>
-        </w14:textFill>
-      </w:rPr>
-      <w:t xml:space="preserve">: 064/39-56-004, </w:t>
+      <w:t xml:space="preserve">Kontakt: 064/39-56-004, </w:t>
     </w:r>
     <w:hyperlink r:id="rId2" w:history="1">
       <w:r>
@@ -2796,7 +2574,6 @@
         </wp:anchor>
       </w:drawing>
     </w:r>
-    <w:proofErr w:type="spellStart"/>
     <w:r>
       <w:rPr>
         <w:rFonts w:ascii="Times New Roman" w:hAnsi="Times New Roman" w:cs="Times New Roman"/>
@@ -2834,207 +2611,7 @@
           </w14:gradFill>
         </w14:textFill>
       </w:rPr>
-      <w:t>Advokat</w:t>
-    </w:r>
-    <w:proofErr w:type="spellEnd"/>
-    <w:r>
-      <w:rPr>
-        <w:rFonts w:ascii="Times New Roman" w:hAnsi="Times New Roman" w:cs="Times New Roman"/>
-        <w:b/>
-        <w:i/>
-        <w:color w:val="FFC000" w:themeColor="accent4"/>
-        <w14:textFill>
-          <w14:gradFill>
-            <w14:gsLst>
-              <w14:gs w14:pos="0">
-                <w14:schemeClr w14:val="accent4">
-                  <w14:lumMod w14:val="50000"/>
-                  <w14:shade w14:val="30000"/>
-                  <w14:satMod w14:val="115000"/>
-                </w14:schemeClr>
-              </w14:gs>
-              <w14:gs w14:pos="50000">
-                <w14:schemeClr w14:val="accent4">
-                  <w14:lumMod w14:val="50000"/>
-                  <w14:shade w14:val="67500"/>
-                  <w14:satMod w14:val="115000"/>
-                </w14:schemeClr>
-              </w14:gs>
-              <w14:gs w14:pos="100000">
-                <w14:schemeClr w14:val="accent4">
-                  <w14:lumMod w14:val="50000"/>
-                  <w14:shade w14:val="100000"/>
-                  <w14:satMod w14:val="115000"/>
-                </w14:schemeClr>
-              </w14:gs>
-            </w14:gsLst>
-            <w14:path w14:path="circle">
-              <w14:fillToRect w14:l="50000" w14:t="50000" w14:r="50000" w14:b="50000"/>
-            </w14:path>
-          </w14:gradFill>
-        </w14:textFill>
-      </w:rPr>
-      <w:t xml:space="preserve"> Marko P. Popović, ul. </w:t>
-    </w:r>
-    <w:proofErr w:type="spellStart"/>
-    <w:r>
-      <w:rPr>
-        <w:rFonts w:ascii="Times New Roman" w:hAnsi="Times New Roman" w:cs="Times New Roman"/>
-        <w:b/>
-        <w:i/>
-        <w:color w:val="FFC000" w:themeColor="accent4"/>
-        <w14:textFill>
-          <w14:gradFill>
-            <w14:gsLst>
-              <w14:gs w14:pos="0">
-                <w14:schemeClr w14:val="accent4">
-                  <w14:lumMod w14:val="50000"/>
-                  <w14:shade w14:val="30000"/>
-                  <w14:satMod w14:val="115000"/>
-                </w14:schemeClr>
-              </w14:gs>
-              <w14:gs w14:pos="50000">
-                <w14:schemeClr w14:val="accent4">
-                  <w14:lumMod w14:val="50000"/>
-                  <w14:shade w14:val="67500"/>
-                  <w14:satMod w14:val="115000"/>
-                </w14:schemeClr>
-              </w14:gs>
-              <w14:gs w14:pos="100000">
-                <w14:schemeClr w14:val="accent4">
-                  <w14:lumMod w14:val="50000"/>
-                  <w14:shade w14:val="100000"/>
-                  <w14:satMod w14:val="115000"/>
-                </w14:schemeClr>
-              </w14:gs>
-            </w14:gsLst>
-            <w14:path w14:path="circle">
-              <w14:fillToRect w14:l="50000" w14:t="50000" w14:r="50000" w14:b="50000"/>
-            </w14:path>
-          </w14:gradFill>
-        </w14:textFill>
-      </w:rPr>
-      <w:t>Bulevar</w:t>
-    </w:r>
-    <w:proofErr w:type="spellEnd"/>
-    <w:r>
-      <w:rPr>
-        <w:rFonts w:ascii="Times New Roman" w:hAnsi="Times New Roman" w:cs="Times New Roman"/>
-        <w:b/>
-        <w:i/>
-        <w:color w:val="FFC000" w:themeColor="accent4"/>
-        <w14:textFill>
-          <w14:gradFill>
-            <w14:gsLst>
-              <w14:gs w14:pos="0">
-                <w14:schemeClr w14:val="accent4">
-                  <w14:lumMod w14:val="50000"/>
-                  <w14:shade w14:val="30000"/>
-                  <w14:satMod w14:val="115000"/>
-                </w14:schemeClr>
-              </w14:gs>
-              <w14:gs w14:pos="50000">
-                <w14:schemeClr w14:val="accent4">
-                  <w14:lumMod w14:val="50000"/>
-                  <w14:shade w14:val="67500"/>
-                  <w14:satMod w14:val="115000"/>
-                </w14:schemeClr>
-              </w14:gs>
-              <w14:gs w14:pos="100000">
-                <w14:schemeClr w14:val="accent4">
-                  <w14:lumMod w14:val="50000"/>
-                  <w14:shade w14:val="100000"/>
-                  <w14:satMod w14:val="115000"/>
-                </w14:schemeClr>
-              </w14:gs>
-            </w14:gsLst>
-            <w14:path w14:path="circle">
-              <w14:fillToRect w14:l="50000" w14:t="50000" w14:r="50000" w14:b="50000"/>
-            </w14:path>
-          </w14:gradFill>
-        </w14:textFill>
-      </w:rPr>
-      <w:t xml:space="preserve"> Zorana </w:t>
-    </w:r>
-    <w:proofErr w:type="spellStart"/>
-    <w:r>
-      <w:rPr>
-        <w:rFonts w:ascii="Times New Roman" w:hAnsi="Times New Roman" w:cs="Times New Roman"/>
-        <w:b/>
-        <w:i/>
-        <w:color w:val="FFC000" w:themeColor="accent4"/>
-        <w14:textFill>
-          <w14:gradFill>
-            <w14:gsLst>
-              <w14:gs w14:pos="0">
-                <w14:schemeClr w14:val="accent4">
-                  <w14:lumMod w14:val="50000"/>
-                  <w14:shade w14:val="30000"/>
-                  <w14:satMod w14:val="115000"/>
-                </w14:schemeClr>
-              </w14:gs>
-              <w14:gs w14:pos="50000">
-                <w14:schemeClr w14:val="accent4">
-                  <w14:lumMod w14:val="50000"/>
-                  <w14:shade w14:val="67500"/>
-                  <w14:satMod w14:val="115000"/>
-                </w14:schemeClr>
-              </w14:gs>
-              <w14:gs w14:pos="100000">
-                <w14:schemeClr w14:val="accent4">
-                  <w14:lumMod w14:val="50000"/>
-                  <w14:shade w14:val="100000"/>
-                  <w14:satMod w14:val="115000"/>
-                </w14:schemeClr>
-              </w14:gs>
-            </w14:gsLst>
-            <w14:path w14:path="circle">
-              <w14:fillToRect w14:l="50000" w14:t="50000" w14:r="50000" w14:b="50000"/>
-            </w14:path>
-          </w14:gradFill>
-        </w14:textFill>
-      </w:rPr>
-      <w:t>Đinđića</w:t>
-    </w:r>
-    <w:proofErr w:type="spellEnd"/>
-    <w:r>
-      <w:rPr>
-        <w:rFonts w:ascii="Times New Roman" w:hAnsi="Times New Roman" w:cs="Times New Roman"/>
-        <w:b/>
-        <w:i/>
-        <w:color w:val="FFC000" w:themeColor="accent4"/>
-        <w14:textFill>
-          <w14:gradFill>
-            <w14:gsLst>
-              <w14:gs w14:pos="0">
-                <w14:schemeClr w14:val="accent4">
-                  <w14:lumMod w14:val="50000"/>
-                  <w14:shade w14:val="30000"/>
-                  <w14:satMod w14:val="115000"/>
-                </w14:schemeClr>
-              </w14:gs>
-              <w14:gs w14:pos="50000">
-                <w14:schemeClr w14:val="accent4">
-                  <w14:lumMod w14:val="50000"/>
-                  <w14:shade w14:val="67500"/>
-                  <w14:satMod w14:val="115000"/>
-                </w14:schemeClr>
-              </w14:gs>
-              <w14:gs w14:pos="100000">
-                <w14:schemeClr w14:val="accent4">
-                  <w14:lumMod w14:val="50000"/>
-                  <w14:shade w14:val="100000"/>
-                  <w14:satMod w14:val="115000"/>
-                </w14:schemeClr>
-              </w14:gs>
-            </w14:gsLst>
-            <w14:path w14:path="circle">
-              <w14:fillToRect w14:l="50000" w14:t="50000" w14:r="50000" w14:b="50000"/>
-            </w14:path>
-          </w14:gradFill>
-        </w14:textFill>
-      </w:rPr>
-      <w:t xml:space="preserve"> br. 45e/</w:t>
+      <w:t>Advokat Marko P. Popović, ul. Bulevar Zorana Đinđića br. 45e/</w:t>
     </w:r>
     <w:r>
       <w:rPr>
@@ -3155,7 +2732,6 @@
         </w14:textFill>
       </w:rPr>
     </w:pPr>
-    <w:proofErr w:type="spellStart"/>
     <w:r>
       <w:rPr>
         <w:rFonts w:ascii="Times New Roman" w:hAnsi="Times New Roman" w:cs="Times New Roman"/>
@@ -3193,47 +2769,7 @@
           </w14:gradFill>
         </w14:textFill>
       </w:rPr>
-      <w:t>Kontakt</w:t>
-    </w:r>
-    <w:proofErr w:type="spellEnd"/>
-    <w:r>
-      <w:rPr>
-        <w:rFonts w:ascii="Times New Roman" w:hAnsi="Times New Roman" w:cs="Times New Roman"/>
-        <w:b/>
-        <w:i/>
-        <w:color w:val="FFC000" w:themeColor="accent4"/>
-        <w14:textFill>
-          <w14:gradFill>
-            <w14:gsLst>
-              <w14:gs w14:pos="0">
-                <w14:schemeClr w14:val="accent4">
-                  <w14:lumMod w14:val="50000"/>
-                  <w14:shade w14:val="30000"/>
-                  <w14:satMod w14:val="115000"/>
-                </w14:schemeClr>
-              </w14:gs>
-              <w14:gs w14:pos="50000">
-                <w14:schemeClr w14:val="accent4">
-                  <w14:lumMod w14:val="50000"/>
-                  <w14:shade w14:val="67500"/>
-                  <w14:satMod w14:val="115000"/>
-                </w14:schemeClr>
-              </w14:gs>
-              <w14:gs w14:pos="100000">
-                <w14:schemeClr w14:val="accent4">
-                  <w14:lumMod w14:val="50000"/>
-                  <w14:shade w14:val="100000"/>
-                  <w14:satMod w14:val="115000"/>
-                </w14:schemeClr>
-              </w14:gs>
-            </w14:gsLst>
-            <w14:path w14:path="circle">
-              <w14:fillToRect w14:l="50000" w14:t="50000" w14:r="50000" w14:b="50000"/>
-            </w14:path>
-          </w14:gradFill>
-        </w14:textFill>
-      </w:rPr>
-      <w:t>: 064</w:t>
+      <w:t>Kontakt: 064</w:t>
     </w:r>
     <w:r>
       <w:rPr>

--- a/template.docx
+++ b/template.docx
@@ -526,7 +526,37 @@
           <w:szCs w:val="24"/>
           <w:lang w:val="sr-Latn-RS"/>
         </w:rPr>
-        <w:t>osnovno</w:t>
+        <w:t xml:space="preserve">ukupno </w:t>
+      </w:r>
+      <w:r>
+        <w:rPr>
+          <w:rFonts w:ascii="Times New Roman" w:hAnsi="Times New Roman" w:cs="Times New Roman"/>
+          <w:bCs/>
+          <w:sz w:val="24"/>
+          <w:szCs w:val="24"/>
+          <w:lang w:val="sr-Latn-RS"/>
+        </w:rPr>
+        <w:t>dugovanje prema</w:t>
+      </w:r>
+      <w:r>
+        <w:rPr>
+          <w:rFonts w:ascii="Times New Roman" w:hAnsi="Times New Roman" w:cs="Times New Roman"/>
+          <w:bCs/>
+          <w:sz w:val="24"/>
+          <w:szCs w:val="24"/>
+          <w:lang w:val="sr-Latn-RS"/>
+        </w:rPr>
+        <w:t xml:space="preserve"> našem vlastodavcu na dan pisanja ovog obaveštenj</w:t>
+      </w:r>
+      <w:r>
+        <w:rPr>
+          <w:rFonts w:ascii="Times New Roman" w:hAnsi="Times New Roman" w:cs="Times New Roman"/>
+          <w:bCs/>
+          <w:sz w:val="24"/>
+          <w:szCs w:val="24"/>
+          <w:lang w:val="sr-Latn-RS"/>
+        </w:rPr>
+        <w:t>a</w:t>
       </w:r>
       <w:r>
         <w:rPr>
@@ -546,439 +576,7 @@
           <w:szCs w:val="24"/>
           <w:lang w:val="sr-Latn-RS"/>
         </w:rPr>
-        <w:t>dugovanje prema</w:t>
-      </w:r>
-      <w:r>
-        <w:rPr>
-          <w:rFonts w:ascii="Times New Roman" w:hAnsi="Times New Roman" w:cs="Times New Roman"/>
-          <w:bCs/>
-          <w:sz w:val="24"/>
-          <w:szCs w:val="24"/>
-          <w:lang w:val="sr-Latn-RS"/>
-        </w:rPr>
-        <w:t xml:space="preserve"> našem vlastodavcu na dan pisanja ovog obaveštenj</w:t>
-      </w:r>
-      <w:r>
-        <w:rPr>
-          <w:rFonts w:ascii="Times New Roman" w:hAnsi="Times New Roman" w:cs="Times New Roman"/>
-          <w:bCs/>
-          <w:sz w:val="24"/>
-          <w:szCs w:val="24"/>
-          <w:lang w:val="sr-Latn-RS"/>
-        </w:rPr>
-        <w:t>a</w:t>
-      </w:r>
-      <w:r>
-        <w:rPr>
-          <w:rFonts w:ascii="Times New Roman" w:hAnsi="Times New Roman" w:cs="Times New Roman"/>
-          <w:bCs/>
-          <w:sz w:val="24"/>
-          <w:szCs w:val="24"/>
-          <w:lang w:val="sr-Latn-RS"/>
-        </w:rPr>
-        <w:t xml:space="preserve"> iznosi</w:t>
-      </w:r>
-      <w:r>
-        <w:rPr>
-          <w:rFonts w:ascii="Times New Roman" w:hAnsi="Times New Roman" w:cs="Times New Roman"/>
-          <w:bCs/>
-          <w:sz w:val="24"/>
-          <w:szCs w:val="24"/>
-          <w:lang w:val="sr-Latn-RS"/>
-        </w:rPr>
-        <w:t xml:space="preserve"> </w:t>
-      </w:r>
-      <w:r>
-        <w:rPr>
-          <w:rFonts w:ascii="Times New Roman" w:hAnsi="Times New Roman" w:cs="Times New Roman"/>
-          <w:bCs/>
-          <w:sz w:val="24"/>
-          <w:szCs w:val="24"/>
-          <w:lang w:val="sr-Latn-RS"/>
-        </w:rPr>
-        <w:t>{{</w:t>
-      </w:r>
-      <w:r>
-        <w:rPr>
-          <w:rFonts w:ascii="Times New Roman" w:hAnsi="Times New Roman" w:cs="Times New Roman"/>
-          <w:bCs/>
-          <w:sz w:val="24"/>
-          <w:szCs w:val="24"/>
-          <w:lang w:val="sr-Latn-RS"/>
-        </w:rPr>
-        <w:t>iznos</w:t>
-      </w:r>
-      <w:r>
-        <w:rPr>
-          <w:rFonts w:ascii="Times New Roman" w:hAnsi="Times New Roman" w:cs="Times New Roman"/>
-          <w:bCs/>
-          <w:sz w:val="24"/>
-          <w:szCs w:val="24"/>
-          <w:lang w:val="sr-Latn-RS"/>
-        </w:rPr>
-        <w:t>_</w:t>
-      </w:r>
-      <w:r>
-        <w:rPr>
-          <w:rFonts w:ascii="Times New Roman" w:hAnsi="Times New Roman" w:cs="Times New Roman"/>
-          <w:bCs/>
-          <w:sz w:val="24"/>
-          <w:szCs w:val="24"/>
-          <w:lang w:val="sr-Latn-RS"/>
-        </w:rPr>
-        <w:t>osnovnog</w:t>
-      </w:r>
-      <w:r>
-        <w:rPr>
-          <w:rFonts w:ascii="Times New Roman" w:hAnsi="Times New Roman" w:cs="Times New Roman"/>
-          <w:bCs/>
-          <w:sz w:val="24"/>
-          <w:szCs w:val="24"/>
-          <w:lang w:val="sr-Latn-RS"/>
-        </w:rPr>
-        <w:t>_</w:t>
-      </w:r>
-      <w:r>
-        <w:rPr>
-          <w:rFonts w:ascii="Times New Roman" w:hAnsi="Times New Roman" w:cs="Times New Roman"/>
-          <w:bCs/>
-          <w:sz w:val="24"/>
-          <w:szCs w:val="24"/>
-          <w:lang w:val="sr-Latn-RS"/>
-        </w:rPr>
-        <w:t>duga</w:t>
-      </w:r>
-      <w:r>
-        <w:rPr>
-          <w:rFonts w:ascii="Times New Roman" w:hAnsi="Times New Roman" w:cs="Times New Roman"/>
-          <w:bCs/>
-          <w:sz w:val="24"/>
-          <w:szCs w:val="24"/>
-          <w:lang w:val="sr-Latn-RS"/>
-        </w:rPr>
-        <w:t>}}</w:t>
-      </w:r>
-      <w:r>
-        <w:rPr>
-          <w:rFonts w:ascii="Times New Roman" w:hAnsi="Times New Roman" w:cs="Times New Roman"/>
-          <w:bCs/>
-          <w:sz w:val="24"/>
-          <w:szCs w:val="24"/>
-          <w:lang w:val="sr-Latn-RS"/>
-        </w:rPr>
-        <w:t xml:space="preserve"> dinara</w:t>
-      </w:r>
-      <w:r>
-        <w:rPr>
-          <w:rFonts w:ascii="Times New Roman" w:hAnsi="Times New Roman" w:cs="Times New Roman"/>
-          <w:bCs/>
-          <w:sz w:val="24"/>
-          <w:szCs w:val="24"/>
-          <w:lang w:val="sr-Latn-RS"/>
-        </w:rPr>
-        <w:t xml:space="preserve"> </w:t>
-      </w:r>
-      <w:r>
-        <w:rPr>
-          <w:rFonts w:ascii="Times New Roman" w:hAnsi="Times New Roman" w:cs="Times New Roman"/>
-          <w:bCs/>
-          <w:sz w:val="24"/>
-          <w:szCs w:val="24"/>
-          <w:lang w:val="sr-Latn-RS"/>
-        </w:rPr>
-        <w:t xml:space="preserve">, na </w:t>
-      </w:r>
-      <w:r>
-        <w:rPr>
-          <w:rFonts w:ascii="Times New Roman" w:hAnsi="Times New Roman" w:cs="Times New Roman"/>
-          <w:bCs/>
-          <w:sz w:val="24"/>
-          <w:szCs w:val="24"/>
-          <w:lang w:val="sr-Latn-RS"/>
-        </w:rPr>
-        <w:t xml:space="preserve">koji iznos </w:t>
-      </w:r>
-      <w:r>
-        <w:rPr>
-          <w:rFonts w:ascii="Times New Roman" w:hAnsi="Times New Roman" w:cs="Times New Roman"/>
-          <w:bCs/>
-          <w:sz w:val="24"/>
-          <w:szCs w:val="24"/>
-          <w:lang w:val="sr-Latn-RS"/>
-        </w:rPr>
-        <w:t xml:space="preserve">se obračunava </w:t>
-      </w:r>
-      <w:r>
-        <w:rPr>
-          <w:rFonts w:ascii="Times New Roman" w:hAnsi="Times New Roman" w:cs="Times New Roman"/>
-          <w:bCs/>
-          <w:sz w:val="24"/>
-          <w:szCs w:val="24"/>
-          <w:lang w:val="sr-Latn-RS"/>
-        </w:rPr>
-        <w:t>zakonsk</w:t>
-      </w:r>
-      <w:r>
-        <w:rPr>
-          <w:rFonts w:ascii="Times New Roman" w:hAnsi="Times New Roman" w:cs="Times New Roman"/>
-          <w:bCs/>
-          <w:sz w:val="24"/>
-          <w:szCs w:val="24"/>
-          <w:lang w:val="sr-Latn-RS"/>
-        </w:rPr>
-        <w:t>a</w:t>
-      </w:r>
-      <w:r>
-        <w:rPr>
-          <w:rFonts w:ascii="Times New Roman" w:hAnsi="Times New Roman" w:cs="Times New Roman"/>
-          <w:bCs/>
-          <w:sz w:val="24"/>
-          <w:szCs w:val="24"/>
-          <w:lang w:val="sr-Latn-RS"/>
-        </w:rPr>
-        <w:t xml:space="preserve"> zatezn</w:t>
-      </w:r>
-      <w:r>
-        <w:rPr>
-          <w:rFonts w:ascii="Times New Roman" w:hAnsi="Times New Roman" w:cs="Times New Roman"/>
-          <w:bCs/>
-          <w:sz w:val="24"/>
-          <w:szCs w:val="24"/>
-          <w:lang w:val="sr-Latn-RS"/>
-        </w:rPr>
-        <w:t>a</w:t>
-      </w:r>
-      <w:r>
-        <w:rPr>
-          <w:rFonts w:ascii="Times New Roman" w:hAnsi="Times New Roman" w:cs="Times New Roman"/>
-          <w:bCs/>
-          <w:sz w:val="24"/>
-          <w:szCs w:val="24"/>
-          <w:lang w:val="sr-Latn-RS"/>
-        </w:rPr>
-        <w:t xml:space="preserve"> kama</w:t>
-      </w:r>
-      <w:r>
-        <w:rPr>
-          <w:rFonts w:ascii="Times New Roman" w:hAnsi="Times New Roman" w:cs="Times New Roman"/>
-          <w:bCs/>
-          <w:sz w:val="24"/>
-          <w:szCs w:val="24"/>
-          <w:lang w:val="sr-Latn-RS"/>
-        </w:rPr>
-        <w:t>ta</w:t>
-      </w:r>
-      <w:r>
-        <w:rPr>
-          <w:rFonts w:ascii="Times New Roman" w:hAnsi="Times New Roman" w:cs="Times New Roman"/>
-          <w:bCs/>
-          <w:sz w:val="24"/>
-          <w:szCs w:val="24"/>
-          <w:lang w:val="sr-Latn-RS"/>
-        </w:rPr>
-        <w:t xml:space="preserve"> </w:t>
-      </w:r>
-      <w:r>
-        <w:rPr>
-          <w:rFonts w:ascii="Times New Roman" w:hAnsi="Times New Roman" w:cs="Times New Roman"/>
-          <w:bCs/>
-          <w:sz w:val="24"/>
-          <w:szCs w:val="24"/>
-          <w:lang w:val="sr-Latn-RS"/>
-        </w:rPr>
-        <w:t xml:space="preserve">za period od </w:t>
-      </w:r>
-      <w:r>
-        <w:rPr>
-          <w:rFonts w:ascii="Times New Roman" w:hAnsi="Times New Roman" w:cs="Times New Roman"/>
-          <w:bCs/>
-          <w:sz w:val="24"/>
-          <w:szCs w:val="24"/>
-          <w:lang w:val="sr-Latn-RS"/>
-        </w:rPr>
-        <w:t>{{</w:t>
-      </w:r>
-      <w:r>
-        <w:rPr>
-          <w:rFonts w:ascii="Times New Roman" w:hAnsi="Times New Roman" w:cs="Times New Roman"/>
-          <w:bCs/>
-          <w:sz w:val="24"/>
-          <w:szCs w:val="24"/>
-          <w:lang w:val="sr-Latn-RS"/>
-        </w:rPr>
-        <w:t>datum</w:t>
-      </w:r>
-      <w:r>
-        <w:rPr>
-          <w:rFonts w:ascii="Times New Roman" w:hAnsi="Times New Roman" w:cs="Times New Roman"/>
-          <w:bCs/>
-          <w:sz w:val="24"/>
-          <w:szCs w:val="24"/>
-          <w:lang w:val="sr-Latn-RS"/>
-        </w:rPr>
-        <w:t>_</w:t>
-      </w:r>
-      <w:r>
-        <w:rPr>
-          <w:rFonts w:ascii="Times New Roman" w:hAnsi="Times New Roman" w:cs="Times New Roman"/>
-          <w:bCs/>
-          <w:sz w:val="24"/>
-          <w:szCs w:val="24"/>
-          <w:lang w:val="sr-Latn-RS"/>
-        </w:rPr>
-        <w:t>naloga</w:t>
-      </w:r>
-      <w:r>
-        <w:rPr>
-          <w:rFonts w:ascii="Times New Roman" w:hAnsi="Times New Roman" w:cs="Times New Roman"/>
-          <w:bCs/>
-          <w:sz w:val="24"/>
-          <w:szCs w:val="24"/>
-          <w:lang w:val="sr-Latn-RS"/>
-        </w:rPr>
-        <w:t>}}</w:t>
-      </w:r>
-      <w:r>
-        <w:rPr>
-          <w:rFonts w:ascii="Times New Roman" w:hAnsi="Times New Roman" w:cs="Times New Roman"/>
-          <w:bCs/>
-          <w:sz w:val="24"/>
-          <w:szCs w:val="24"/>
-          <w:lang w:val="sr-Latn-RS"/>
-        </w:rPr>
-        <w:t>godine</w:t>
-      </w:r>
-      <w:r>
-        <w:rPr>
-          <w:rFonts w:ascii="Times New Roman" w:hAnsi="Times New Roman" w:cs="Times New Roman"/>
-          <w:bCs/>
-          <w:i/>
-          <w:iCs/>
-          <w:sz w:val="24"/>
-          <w:szCs w:val="24"/>
-          <w:lang w:val="sr-Latn-RS"/>
-        </w:rPr>
-        <w:t xml:space="preserve"> </w:t>
-      </w:r>
-      <w:r>
-        <w:rPr>
-          <w:rFonts w:ascii="Times New Roman" w:hAnsi="Times New Roman" w:cs="Times New Roman"/>
-          <w:bCs/>
-          <w:sz w:val="24"/>
-          <w:szCs w:val="24"/>
-          <w:lang w:val="sr-Latn-RS"/>
-        </w:rPr>
-        <w:t xml:space="preserve">do </w:t>
-      </w:r>
-      <w:r>
-        <w:rPr>
-          <w:rFonts w:ascii="Times New Roman" w:hAnsi="Times New Roman" w:cs="Times New Roman"/>
-          <w:bCs/>
-          <w:sz w:val="24"/>
-          <w:szCs w:val="24"/>
-          <w:lang w:val="sr-Latn-RS"/>
-        </w:rPr>
-        <w:t>dana pisanja ovog obaveštenja</w:t>
-      </w:r>
-      <w:r>
-        <w:rPr>
-          <w:rFonts w:ascii="Times New Roman" w:hAnsi="Times New Roman" w:cs="Times New Roman"/>
-          <w:bCs/>
-          <w:sz w:val="24"/>
-          <w:szCs w:val="24"/>
-          <w:lang w:val="sr-Latn-RS"/>
-        </w:rPr>
-        <w:t xml:space="preserve"> i ista iznosi</w:t>
-      </w:r>
-      <w:r>
-        <w:rPr>
-          <w:rFonts w:ascii="Times New Roman" w:hAnsi="Times New Roman" w:cs="Times New Roman"/>
-          <w:bCs/>
-          <w:sz w:val="24"/>
-          <w:szCs w:val="24"/>
-          <w:lang w:val="sr-Latn-RS"/>
-        </w:rPr>
-        <w:t xml:space="preserve"> </w:t>
-      </w:r>
-      <w:r>
-        <w:rPr>
-          <w:rFonts w:ascii="Times New Roman" w:hAnsi="Times New Roman" w:cs="Times New Roman"/>
-          <w:bCs/>
-          <w:sz w:val="24"/>
-          <w:szCs w:val="24"/>
-          <w:lang w:val="sr-Latn-RS"/>
-        </w:rPr>
-        <w:t>{{</w:t>
-      </w:r>
-      <w:r>
-        <w:rPr>
-          <w:rFonts w:ascii="Times New Roman" w:hAnsi="Times New Roman" w:cs="Times New Roman"/>
-          <w:bCs/>
-          <w:sz w:val="24"/>
-          <w:szCs w:val="24"/>
-          <w:lang w:val="sr-Latn-RS"/>
-        </w:rPr>
-        <w:t>obra</w:t>
-      </w:r>
-      <w:r>
-        <w:rPr>
-          <w:rFonts w:ascii="Times New Roman" w:hAnsi="Times New Roman" w:cs="Times New Roman"/>
-          <w:bCs/>
-          <w:sz w:val="24"/>
-          <w:szCs w:val="24"/>
-          <w:lang w:val="sr-Latn-RS"/>
-        </w:rPr>
-        <w:t>c</w:t>
-      </w:r>
-      <w:r>
-        <w:rPr>
-          <w:rFonts w:ascii="Times New Roman" w:hAnsi="Times New Roman" w:cs="Times New Roman"/>
-          <w:bCs/>
-          <w:sz w:val="24"/>
-          <w:szCs w:val="24"/>
-          <w:lang w:val="sr-Latn-RS"/>
-        </w:rPr>
-        <w:t>un</w:t>
-      </w:r>
-      <w:r>
-        <w:rPr>
-          <w:rFonts w:ascii="Times New Roman" w:hAnsi="Times New Roman" w:cs="Times New Roman"/>
-          <w:bCs/>
-          <w:sz w:val="24"/>
-          <w:szCs w:val="24"/>
-          <w:lang w:val="sr-Latn-RS"/>
-        </w:rPr>
-        <w:t>_</w:t>
-      </w:r>
-      <w:r>
-        <w:rPr>
-          <w:rFonts w:ascii="Times New Roman" w:hAnsi="Times New Roman" w:cs="Times New Roman"/>
-          <w:bCs/>
-          <w:sz w:val="24"/>
-          <w:szCs w:val="24"/>
-          <w:lang w:val="sr-Latn-RS"/>
-        </w:rPr>
-        <w:t>kamate</w:t>
-      </w:r>
-      <w:r>
-        <w:rPr>
-          <w:rFonts w:ascii="Times New Roman" w:hAnsi="Times New Roman" w:cs="Times New Roman"/>
-          <w:bCs/>
-          <w:sz w:val="24"/>
-          <w:szCs w:val="24"/>
-          <w:lang w:val="sr-Latn-RS"/>
-        </w:rPr>
-        <w:t>}}</w:t>
-      </w:r>
-      <w:r>
-        <w:rPr>
-          <w:rFonts w:ascii="Times New Roman" w:hAnsi="Times New Roman" w:cs="Times New Roman"/>
-          <w:bCs/>
-          <w:sz w:val="24"/>
-          <w:szCs w:val="24"/>
-          <w:lang w:val="sr-Latn-RS"/>
-        </w:rPr>
-        <w:t xml:space="preserve"> dinara.</w:t>
+        <w:t>koje uključuje:</w:t>
       </w:r>
     </w:p>
     <w:p>
@@ -1018,7 +616,269 @@
           <w:szCs w:val="24"/>
           <w:lang w:val="sr-Latn-RS"/>
         </w:rPr>
-        <w:t>Takođe, vlastodavac od Vas potražuje troškove angažovanja i rada advokata na sačinjavanju ovog obaveštenja, a što podrazumeva troškove pregleda i razmatranja predm</w:t>
+        <w:t xml:space="preserve">-osnovni dug, </w:t>
+      </w:r>
+    </w:p>
+    <w:p>
+      <w:pPr>
+        <w:suppressAutoHyphens w:val="0"/>
+        <w:spacing w:line="259" w:lineRule="auto"/>
+        <w:ind w:left="720"/>
+        <w:jc w:val="both"/>
+        <w:rPr>
+          <w:rFonts w:ascii="Times New Roman" w:hAnsi="Times New Roman" w:cs="Times New Roman"/>
+          <w:bCs/>
+          <w:sz w:val="24"/>
+          <w:szCs w:val="24"/>
+          <w:lang w:val="sr-Latn-RS"/>
+        </w:rPr>
+      </w:pPr>
+      <w:r>
+        <w:rPr>
+          <w:rFonts w:ascii="Times New Roman" w:hAnsi="Times New Roman" w:cs="Times New Roman"/>
+          <w:bCs/>
+          <w:sz w:val="24"/>
+          <w:szCs w:val="24"/>
+          <w:lang w:val="sr-Latn-RS"/>
+        </w:rPr>
+        <w:t>-</w:t>
+      </w:r>
+      <w:r>
+        <w:rPr>
+          <w:rFonts w:ascii="Times New Roman" w:hAnsi="Times New Roman" w:cs="Times New Roman"/>
+          <w:bCs/>
+          <w:sz w:val="24"/>
+          <w:szCs w:val="24"/>
+          <w:lang w:val="sr-Latn-RS"/>
+        </w:rPr>
+        <w:t>zakonsk</w:t>
+      </w:r>
+      <w:r>
+        <w:rPr>
+          <w:rFonts w:ascii="Times New Roman" w:hAnsi="Times New Roman" w:cs="Times New Roman"/>
+          <w:bCs/>
+          <w:sz w:val="24"/>
+          <w:szCs w:val="24"/>
+          <w:lang w:val="sr-Latn-RS"/>
+        </w:rPr>
+        <w:t>u</w:t>
+      </w:r>
+      <w:r>
+        <w:rPr>
+          <w:rFonts w:ascii="Times New Roman" w:hAnsi="Times New Roman" w:cs="Times New Roman"/>
+          <w:bCs/>
+          <w:sz w:val="24"/>
+          <w:szCs w:val="24"/>
+          <w:lang w:val="sr-Latn-RS"/>
+        </w:rPr>
+        <w:t xml:space="preserve"> zatezn</w:t>
+      </w:r>
+      <w:r>
+        <w:rPr>
+          <w:rFonts w:ascii="Times New Roman" w:hAnsi="Times New Roman" w:cs="Times New Roman"/>
+          <w:bCs/>
+          <w:sz w:val="24"/>
+          <w:szCs w:val="24"/>
+          <w:lang w:val="sr-Latn-RS"/>
+        </w:rPr>
+        <w:t>u</w:t>
+      </w:r>
+      <w:r>
+        <w:rPr>
+          <w:rFonts w:ascii="Times New Roman" w:hAnsi="Times New Roman" w:cs="Times New Roman"/>
+          <w:bCs/>
+          <w:sz w:val="24"/>
+          <w:szCs w:val="24"/>
+          <w:lang w:val="sr-Latn-RS"/>
+        </w:rPr>
+        <w:t xml:space="preserve"> kama</w:t>
+      </w:r>
+      <w:r>
+        <w:rPr>
+          <w:rFonts w:ascii="Times New Roman" w:hAnsi="Times New Roman" w:cs="Times New Roman"/>
+          <w:bCs/>
+          <w:sz w:val="24"/>
+          <w:szCs w:val="24"/>
+          <w:lang w:val="sr-Latn-RS"/>
+        </w:rPr>
+        <w:t>ta</w:t>
+      </w:r>
+      <w:r>
+        <w:rPr>
+          <w:rFonts w:ascii="Times New Roman" w:hAnsi="Times New Roman" w:cs="Times New Roman"/>
+          <w:bCs/>
+          <w:sz w:val="24"/>
+          <w:szCs w:val="24"/>
+          <w:lang w:val="sr-Latn-RS"/>
+        </w:rPr>
+        <w:t xml:space="preserve"> </w:t>
+      </w:r>
+      <w:r>
+        <w:rPr>
+          <w:rFonts w:ascii="Times New Roman" w:hAnsi="Times New Roman" w:cs="Times New Roman"/>
+          <w:bCs/>
+          <w:sz w:val="24"/>
+          <w:szCs w:val="24"/>
+          <w:lang w:val="sr-Latn-RS"/>
+        </w:rPr>
+        <w:t xml:space="preserve">za period od </w:t>
+      </w:r>
+      <w:r>
+        <w:rPr>
+          <w:rFonts w:ascii="Times New Roman" w:hAnsi="Times New Roman" w:cs="Times New Roman"/>
+          <w:bCs/>
+          <w:sz w:val="24"/>
+          <w:szCs w:val="24"/>
+          <w:lang w:val="sr-Latn-RS"/>
+        </w:rPr>
+        <w:t>{{</w:t>
+      </w:r>
+      <w:r>
+        <w:rPr>
+          <w:rFonts w:ascii="Times New Roman" w:hAnsi="Times New Roman" w:cs="Times New Roman"/>
+          <w:bCs/>
+          <w:sz w:val="24"/>
+          <w:szCs w:val="24"/>
+          <w:lang w:val="sr-Latn-RS"/>
+        </w:rPr>
+        <w:t>datum</w:t>
+      </w:r>
+      <w:r>
+        <w:rPr>
+          <w:rFonts w:ascii="Times New Roman" w:hAnsi="Times New Roman" w:cs="Times New Roman"/>
+          <w:bCs/>
+          <w:sz w:val="24"/>
+          <w:szCs w:val="24"/>
+          <w:lang w:val="sr-Latn-RS"/>
+        </w:rPr>
+        <w:t>_</w:t>
+      </w:r>
+      <w:r>
+        <w:rPr>
+          <w:rFonts w:ascii="Times New Roman" w:hAnsi="Times New Roman" w:cs="Times New Roman"/>
+          <w:bCs/>
+          <w:sz w:val="24"/>
+          <w:szCs w:val="24"/>
+          <w:lang w:val="sr-Latn-RS"/>
+        </w:rPr>
+        <w:t>naloga</w:t>
+      </w:r>
+      <w:r>
+        <w:rPr>
+          <w:rFonts w:ascii="Times New Roman" w:hAnsi="Times New Roman" w:cs="Times New Roman"/>
+          <w:bCs/>
+          <w:sz w:val="24"/>
+          <w:szCs w:val="24"/>
+          <w:lang w:val="sr-Latn-RS"/>
+        </w:rPr>
+        <w:t>}}</w:t>
+      </w:r>
+      <w:r>
+        <w:rPr>
+          <w:rFonts w:ascii="Times New Roman" w:hAnsi="Times New Roman" w:cs="Times New Roman"/>
+          <w:bCs/>
+          <w:sz w:val="24"/>
+          <w:szCs w:val="24"/>
+          <w:lang w:val="sr-Latn-RS"/>
+        </w:rPr>
+        <w:t>godine</w:t>
+      </w:r>
+      <w:r>
+        <w:rPr>
+          <w:rFonts w:ascii="Times New Roman" w:hAnsi="Times New Roman" w:cs="Times New Roman"/>
+          <w:bCs/>
+          <w:i/>
+          <w:iCs/>
+          <w:sz w:val="24"/>
+          <w:szCs w:val="24"/>
+          <w:lang w:val="sr-Latn-RS"/>
+        </w:rPr>
+        <w:t xml:space="preserve"> </w:t>
+      </w:r>
+      <w:r>
+        <w:rPr>
+          <w:rFonts w:ascii="Times New Roman" w:hAnsi="Times New Roman" w:cs="Times New Roman"/>
+          <w:bCs/>
+          <w:sz w:val="24"/>
+          <w:szCs w:val="24"/>
+          <w:lang w:val="sr-Latn-RS"/>
+        </w:rPr>
+        <w:t xml:space="preserve">do </w:t>
+      </w:r>
+      <w:r>
+        <w:rPr>
+          <w:rFonts w:ascii="Times New Roman" w:hAnsi="Times New Roman" w:cs="Times New Roman"/>
+          <w:bCs/>
+          <w:sz w:val="24"/>
+          <w:szCs w:val="24"/>
+          <w:lang w:val="sr-Latn-RS"/>
+        </w:rPr>
+        <w:t xml:space="preserve">dana </w:t>
+      </w:r>
+      <w:r>
+        <w:rPr>
+          <w:rFonts w:ascii="Times New Roman" w:hAnsi="Times New Roman" w:cs="Times New Roman"/>
+          <w:bCs/>
+          <w:sz w:val="24"/>
+          <w:szCs w:val="24"/>
+          <w:lang w:val="sr-Latn-RS"/>
+        </w:rPr>
+        <w:t>slanja</w:t>
+      </w:r>
+      <w:r>
+        <w:rPr>
+          <w:rFonts w:ascii="Times New Roman" w:hAnsi="Times New Roman" w:cs="Times New Roman"/>
+          <w:bCs/>
+          <w:sz w:val="24"/>
+          <w:szCs w:val="24"/>
+          <w:lang w:val="sr-Latn-RS"/>
+        </w:rPr>
+        <w:t xml:space="preserve"> ovog</w:t>
+      </w:r>
+      <w:r>
+        <w:rPr>
+          <w:rFonts w:ascii="Times New Roman" w:hAnsi="Times New Roman" w:cs="Times New Roman"/>
+          <w:bCs/>
+          <w:sz w:val="24"/>
+          <w:szCs w:val="24"/>
+          <w:lang w:val="sr-Latn-RS"/>
+        </w:rPr>
+        <w:t xml:space="preserve"> obaveštenja,</w:t>
+      </w:r>
+    </w:p>
+    <w:p>
+      <w:pPr>
+        <w:suppressAutoHyphens w:val="0"/>
+        <w:spacing w:line="259" w:lineRule="auto"/>
+        <w:ind w:left="720"/>
+        <w:jc w:val="both"/>
+        <w:rPr>
+          <w:rFonts w:ascii="Times New Roman" w:hAnsi="Times New Roman" w:cs="Times New Roman"/>
+          <w:bCs/>
+          <w:sz w:val="24"/>
+          <w:szCs w:val="24"/>
+          <w:lang w:val="sr-Latn-RS"/>
+        </w:rPr>
+      </w:pPr>
+      <w:r>
+        <w:rPr>
+          <w:rFonts w:ascii="Times New Roman" w:hAnsi="Times New Roman" w:cs="Times New Roman"/>
+          <w:bCs/>
+          <w:sz w:val="24"/>
+          <w:szCs w:val="24"/>
+          <w:lang w:val="sr-Latn-RS"/>
+        </w:rPr>
+        <w:t>-</w:t>
+      </w:r>
+      <w:r>
+        <w:rPr>
+          <w:rFonts w:ascii="Times New Roman" w:hAnsi="Times New Roman" w:cs="Times New Roman"/>
+          <w:bCs/>
+          <w:sz w:val="24"/>
+          <w:szCs w:val="24"/>
+          <w:lang w:val="sr-Latn-RS"/>
+        </w:rPr>
+        <w:t>troškove angažovanja i rada advokata na sačinjavanju ovog obaveštenja, a što podrazumeva troškove pregleda i razmatranja predm</w:t>
       </w:r>
       <w:r>
         <w:rPr>
@@ -1048,7 +908,17 @@
           <w:szCs w:val="24"/>
           <w:lang w:val="sr-Latn-RS"/>
         </w:rPr>
-        <w:t>, a sve u skladu sa Tarifnim brojem 81. Tarife o nagradama i naknadama troškova za rad advokata („Službeni glasnik RS“ broj 56/2025), a koji troškovi iznose 5.000,00 dinara.</w:t>
+        <w:t>, a sve u skladu sa Tarifnim brojem 81. Tarife o nagradama i naknadama troškova za rad advokata („Službeni glasnik RS“ broj 56/2025)</w:t>
+      </w:r>
+      <w:r>
+        <w:rPr>
+          <w:rFonts w:ascii="Times New Roman" w:hAnsi="Times New Roman" w:cs="Times New Roman"/>
+          <w:bCs/>
+          <w:sz w:val="24"/>
+          <w:szCs w:val="24"/>
+          <w:lang w:val="sr-Latn-RS"/>
+        </w:rPr>
+        <w:t>,</w:t>
       </w:r>
     </w:p>
     <w:p>
@@ -1083,6 +953,76 @@
       <w:r>
         <w:rPr>
           <w:rFonts w:ascii="Times New Roman" w:hAnsi="Times New Roman" w:cs="Times New Roman"/>
+          <w:b/>
+          <w:sz w:val="24"/>
+          <w:szCs w:val="24"/>
+          <w:lang w:val="sr-Latn-RS"/>
+        </w:rPr>
+        <w:t>iznosi</w:t>
+      </w:r>
+      <w:r>
+        <w:rPr>
+          <w:rFonts w:ascii="Times New Roman" w:hAnsi="Times New Roman" w:cs="Times New Roman"/>
+          <w:bCs/>
+          <w:sz w:val="24"/>
+          <w:szCs w:val="24"/>
+          <w:lang w:val="sr-Latn-RS"/>
+        </w:rPr>
+        <w:t xml:space="preserve"> {{iznos_ukupnog_duga}} </w:t>
+      </w:r>
+      <w:r>
+        <w:rPr>
+          <w:rFonts w:ascii="Times New Roman" w:hAnsi="Times New Roman" w:cs="Times New Roman"/>
+          <w:b/>
+          <w:sz w:val="24"/>
+          <w:szCs w:val="24"/>
+          <w:lang w:val="sr-Latn-RS"/>
+        </w:rPr>
+        <w:t>dinara</w:t>
+      </w:r>
+      <w:r>
+        <w:rPr>
+          <w:rFonts w:ascii="Times New Roman" w:hAnsi="Times New Roman" w:cs="Times New Roman"/>
+          <w:bCs/>
+          <w:sz w:val="24"/>
+          <w:szCs w:val="24"/>
+          <w:lang w:val="sr-Latn-RS"/>
+        </w:rPr>
+        <w:t>.</w:t>
+      </w:r>
+    </w:p>
+    <w:p>
+      <w:pPr>
+        <w:suppressAutoHyphens w:val="0"/>
+        <w:spacing w:line="259" w:lineRule="auto"/>
+        <w:ind w:firstLine="720"/>
+        <w:jc w:val="both"/>
+        <w:rPr>
+          <w:rFonts w:ascii="Times New Roman" w:hAnsi="Times New Roman" w:cs="Times New Roman"/>
+          <w:bCs/>
+          <w:sz w:val="24"/>
+          <w:szCs w:val="24"/>
+          <w:lang w:val="sr-Latn-RS"/>
+        </w:rPr>
+      </w:pPr>
+    </w:p>
+    <w:p>
+      <w:pPr>
+        <w:suppressAutoHyphens w:val="0"/>
+        <w:spacing w:line="259" w:lineRule="auto"/>
+        <w:ind w:firstLine="720"/>
+        <w:jc w:val="both"/>
+        <w:rPr>
+          <w:rFonts w:ascii="Times New Roman" w:hAnsi="Times New Roman" w:cs="Times New Roman"/>
+          <w:bCs/>
+          <w:sz w:val="24"/>
+          <w:szCs w:val="24"/>
+          <w:lang w:val="sr-Latn-RS"/>
+        </w:rPr>
+      </w:pPr>
+      <w:r>
+        <w:rPr>
+          <w:rFonts w:ascii="Times New Roman" w:hAnsi="Times New Roman" w:cs="Times New Roman"/>
           <w:bCs/>
           <w:sz w:val="24"/>
           <w:szCs w:val="24"/>
@@ -1492,6 +1432,7 @@
           <w:szCs w:val="24"/>
           <w:lang w:val="sr-Latn-RS"/>
         </w:rPr>
+        <w:lastRenderedPageBreak/>
         <w:tab/>
       </w:r>
     </w:p>
@@ -1513,7 +1454,6 @@
           <w:szCs w:val="24"/>
           <w:lang w:val="sr-Latn-RS"/>
         </w:rPr>
-        <w:lastRenderedPageBreak/>
         <w:tab/>
         <w:t xml:space="preserve">Imajući u vidu sve navedeno, ljubazno </w:t>
       </w:r>
@@ -1636,12 +1576,42 @@
         <w:jc w:val="both"/>
         <w:rPr>
           <w:rFonts w:ascii="Times New Roman" w:hAnsi="Times New Roman" w:cs="Times New Roman"/>
+          <w:bCs/>
+          <w:sz w:val="24"/>
+          <w:szCs w:val="24"/>
+          <w:lang w:val="sr-Latn-RS"/>
+        </w:rPr>
+      </w:pPr>
+      <w:r>
+        <w:rPr>
+          <w:rFonts w:ascii="Times New Roman" w:hAnsi="Times New Roman" w:cs="Times New Roman"/>
+          <w:bCs/>
+          <w:sz w:val="24"/>
+          <w:szCs w:val="24"/>
+          <w:lang w:val="sr-Latn-RS"/>
+        </w:rPr>
+        <w:t>Beograd</w:t>
+      </w:r>
+      <w:r>
+        <w:rPr>
+          <w:rFonts w:ascii="Times New Roman" w:hAnsi="Times New Roman" w:cs="Times New Roman"/>
           <w:b/>
           <w:sz w:val="24"/>
           <w:szCs w:val="24"/>
           <w:lang w:val="sr-Latn-RS"/>
         </w:rPr>
-      </w:pPr>
+        <w:t xml:space="preserve"> </w:t>
+      </w:r>
+      <w:r>
+        <w:rPr>
+          <w:rFonts w:ascii="Times New Roman" w:hAnsi="Times New Roman" w:cs="Times New Roman"/>
+          <w:bCs/>
+          <w:sz w:val="24"/>
+          <w:szCs w:val="24"/>
+          <w:lang w:val="sr-Latn-RS"/>
+        </w:rPr>
+        <w:t>{{datum}}</w:t>
+      </w:r>
       <w:r>
         <w:rPr>
           <w:rFonts w:ascii="Times New Roman" w:hAnsi="Times New Roman" w:cs="Times New Roman"/>
@@ -1650,39 +1620,17 @@
           <w:szCs w:val="24"/>
           <w:lang w:val="sr-Latn-RS"/>
         </w:rPr>
-        <w:t xml:space="preserve">Beograd, </w:t>
-      </w:r>
-      <w:r>
-        <w:rPr>
-          <w:rFonts w:ascii="Times New Roman" w:hAnsi="Times New Roman" w:cs="Times New Roman"/>
-          <w:bCs/>
-          <w:i/>
-          <w:iCs/>
-          <w:sz w:val="24"/>
-          <w:szCs w:val="24"/>
-          <w:lang w:val="sr-Latn-RS"/>
-        </w:rPr>
-        <w:t>datum</w:t>
-      </w:r>
-      <w:r>
-        <w:rPr>
-          <w:rFonts w:ascii="Times New Roman" w:hAnsi="Times New Roman" w:cs="Times New Roman"/>
-          <w:b/>
-          <w:sz w:val="24"/>
-          <w:szCs w:val="24"/>
-          <w:lang w:val="sr-Latn-RS"/>
-        </w:rPr>
-        <w:t xml:space="preserve"> godine</w:t>
-      </w:r>
-      <w:r>
-        <w:rPr>
-          <w:rFonts w:ascii="Times New Roman" w:hAnsi="Times New Roman" w:cs="Times New Roman"/>
-          <w:b/>
-          <w:sz w:val="24"/>
-          <w:szCs w:val="24"/>
-          <w:lang w:val="sr-Latn-RS"/>
-        </w:rPr>
-        <w:t>.</w:t>
+        <w:t xml:space="preserve"> </w:t>
+      </w:r>
+      <w:r>
+        <w:rPr>
+          <w:rFonts w:ascii="Times New Roman" w:hAnsi="Times New Roman" w:cs="Times New Roman"/>
+          <w:bCs/>
+          <w:sz w:val="24"/>
+          <w:szCs w:val="24"/>
+          <w:lang w:val="sr-Latn-RS"/>
+        </w:rPr>
+        <w:t>godine.</w:t>
       </w:r>
     </w:p>
     <w:p>

--- a/template.docx
+++ b/template.docx
@@ -701,7 +701,17 @@
           <w:szCs w:val="24"/>
           <w:lang w:val="sr-Latn-RS"/>
         </w:rPr>
-        <w:t>ta</w:t>
+        <w:t>t</w:t>
+      </w:r>
+      <w:r>
+        <w:rPr>
+          <w:rFonts w:ascii="Times New Roman" w:hAnsi="Times New Roman" w:cs="Times New Roman"/>
+          <w:bCs/>
+          <w:sz w:val="24"/>
+          <w:szCs w:val="24"/>
+          <w:lang w:val="sr-Latn-RS"/>
+        </w:rPr>
+        <w:t>u</w:t>
       </w:r>
       <w:r>
         <w:rPr>

--- a/template.docx
+++ b/template.docx
@@ -109,36 +109,6 @@
           <w:lang w:val="sr-Latn-RS"/>
         </w:rPr>
       </w:pPr>
-      <w:r>
-        <w:rPr>
-          <w:rFonts w:ascii="Times New Roman" w:hAnsi="Times New Roman" w:cs="Times New Roman"/>
-          <w:color w:val="000000" w:themeColor="text1"/>
-          <w:sz w:val="24"/>
-          <w:szCs w:val="24"/>
-          <w:lang w:val="sr-Latn-RS"/>
-        </w:rPr>
-        <w:t>{{</w:t>
-      </w:r>
-      <w:r>
-        <w:rPr>
-          <w:rFonts w:ascii="Times New Roman" w:hAnsi="Times New Roman" w:cs="Times New Roman"/>
-          <w:color w:val="000000" w:themeColor="text1"/>
-          <w:sz w:val="24"/>
-          <w:szCs w:val="24"/>
-          <w:lang w:val="sr-Latn-RS"/>
-        </w:rPr>
-        <w:t>grad</w:t>
-      </w:r>
-      <w:r>
-        <w:rPr>
-          <w:rFonts w:ascii="Times New Roman" w:hAnsi="Times New Roman" w:cs="Times New Roman"/>
-          <w:color w:val="000000" w:themeColor="text1"/>
-          <w:sz w:val="24"/>
-          <w:szCs w:val="24"/>
-          <w:lang w:val="sr-Latn-RS"/>
-        </w:rPr>
-        <w:t>}}</w:t>
-      </w:r>
     </w:p>
     <w:p>
       <w:pPr>
@@ -436,18 +406,7 @@
           <w:szCs w:val="24"/>
           <w:lang w:val="sr-Latn-RS"/>
         </w:rPr>
-        <w:t>a „</w:t>
-      </w:r>
-      <w:r>
-        <w:rPr>
-          <w:rFonts w:ascii="Times New Roman" w:hAnsi="Times New Roman" w:cs="Times New Roman"/>
-          <w:bCs/>
-          <w:color w:val="EE0000"/>
-          <w:sz w:val="24"/>
-          <w:szCs w:val="24"/>
-          <w:lang w:val="sr-Latn-RS"/>
-        </w:rPr>
-        <w:t>JKP Ivanjica</w:t>
+        <w:t xml:space="preserve">a </w:t>
       </w:r>
       <w:r>
         <w:rPr>
@@ -458,6 +417,25 @@
           <w:lang w:val="sr-Latn-RS"/>
         </w:rPr>
         <w:t xml:space="preserve">„ </w:t>
+      </w:r>
+      <w:r>
+        <w:rPr>
+          <w:rFonts w:ascii="Times New Roman" w:hAnsi="Times New Roman" w:cs="Times New Roman"/>
+          <w:bCs/>
+          <w:sz w:val="24"/>
+          <w:szCs w:val="24"/>
+        </w:rPr>
+        <w:t>{{jkp}}</w:t>
+      </w:r>
+      <w:r>
+        <w:rPr>
+          <w:rFonts w:ascii="Times New Roman" w:hAnsi="Times New Roman" w:cs="Times New Roman"/>
+          <w:bCs/>
+          <w:sz w:val="24"/>
+          <w:szCs w:val="24"/>
+          <w:lang w:val="sr-Latn-RS"/>
+        </w:rPr>
+        <w:t xml:space="preserve"> </w:t>
       </w:r>
       <w:r>
         <w:rPr>
@@ -2120,6 +2098,7 @@
         </wp:anchor>
       </w:drawing>
     </w:r>
+    <w:proofErr w:type="spellStart"/>
     <w:r>
       <w:rPr>
         <w:rFonts w:ascii="Times New Roman" w:hAnsi="Times New Roman" w:cs="Times New Roman"/>
@@ -2157,7 +2136,207 @@
           </w14:gradFill>
         </w14:textFill>
       </w:rPr>
-      <w:t>Advokat Marko P. Popović, ul. Bulevar Zorana Đinđića br. 45e/</w:t>
+      <w:t>Advokat</w:t>
+    </w:r>
+    <w:proofErr w:type="spellEnd"/>
+    <w:r>
+      <w:rPr>
+        <w:rFonts w:ascii="Times New Roman" w:hAnsi="Times New Roman" w:cs="Times New Roman"/>
+        <w:b/>
+        <w:i/>
+        <w:color w:val="FFC000" w:themeColor="accent4"/>
+        <w14:textFill>
+          <w14:gradFill>
+            <w14:gsLst>
+              <w14:gs w14:pos="0">
+                <w14:schemeClr w14:val="accent4">
+                  <w14:lumMod w14:val="50000"/>
+                  <w14:shade w14:val="30000"/>
+                  <w14:satMod w14:val="115000"/>
+                </w14:schemeClr>
+              </w14:gs>
+              <w14:gs w14:pos="50000">
+                <w14:schemeClr w14:val="accent4">
+                  <w14:lumMod w14:val="50000"/>
+                  <w14:shade w14:val="67500"/>
+                  <w14:satMod w14:val="115000"/>
+                </w14:schemeClr>
+              </w14:gs>
+              <w14:gs w14:pos="100000">
+                <w14:schemeClr w14:val="accent4">
+                  <w14:lumMod w14:val="50000"/>
+                  <w14:shade w14:val="100000"/>
+                  <w14:satMod w14:val="115000"/>
+                </w14:schemeClr>
+              </w14:gs>
+            </w14:gsLst>
+            <w14:path w14:path="circle">
+              <w14:fillToRect w14:l="50000" w14:t="50000" w14:r="50000" w14:b="50000"/>
+            </w14:path>
+          </w14:gradFill>
+        </w14:textFill>
+      </w:rPr>
+      <w:t xml:space="preserve"> Marko P. Popović, ul. </w:t>
+    </w:r>
+    <w:proofErr w:type="spellStart"/>
+    <w:r>
+      <w:rPr>
+        <w:rFonts w:ascii="Times New Roman" w:hAnsi="Times New Roman" w:cs="Times New Roman"/>
+        <w:b/>
+        <w:i/>
+        <w:color w:val="FFC000" w:themeColor="accent4"/>
+        <w14:textFill>
+          <w14:gradFill>
+            <w14:gsLst>
+              <w14:gs w14:pos="0">
+                <w14:schemeClr w14:val="accent4">
+                  <w14:lumMod w14:val="50000"/>
+                  <w14:shade w14:val="30000"/>
+                  <w14:satMod w14:val="115000"/>
+                </w14:schemeClr>
+              </w14:gs>
+              <w14:gs w14:pos="50000">
+                <w14:schemeClr w14:val="accent4">
+                  <w14:lumMod w14:val="50000"/>
+                  <w14:shade w14:val="67500"/>
+                  <w14:satMod w14:val="115000"/>
+                </w14:schemeClr>
+              </w14:gs>
+              <w14:gs w14:pos="100000">
+                <w14:schemeClr w14:val="accent4">
+                  <w14:lumMod w14:val="50000"/>
+                  <w14:shade w14:val="100000"/>
+                  <w14:satMod w14:val="115000"/>
+                </w14:schemeClr>
+              </w14:gs>
+            </w14:gsLst>
+            <w14:path w14:path="circle">
+              <w14:fillToRect w14:l="50000" w14:t="50000" w14:r="50000" w14:b="50000"/>
+            </w14:path>
+          </w14:gradFill>
+        </w14:textFill>
+      </w:rPr>
+      <w:t>Bulevar</w:t>
+    </w:r>
+    <w:proofErr w:type="spellEnd"/>
+    <w:r>
+      <w:rPr>
+        <w:rFonts w:ascii="Times New Roman" w:hAnsi="Times New Roman" w:cs="Times New Roman"/>
+        <w:b/>
+        <w:i/>
+        <w:color w:val="FFC000" w:themeColor="accent4"/>
+        <w14:textFill>
+          <w14:gradFill>
+            <w14:gsLst>
+              <w14:gs w14:pos="0">
+                <w14:schemeClr w14:val="accent4">
+                  <w14:lumMod w14:val="50000"/>
+                  <w14:shade w14:val="30000"/>
+                  <w14:satMod w14:val="115000"/>
+                </w14:schemeClr>
+              </w14:gs>
+              <w14:gs w14:pos="50000">
+                <w14:schemeClr w14:val="accent4">
+                  <w14:lumMod w14:val="50000"/>
+                  <w14:shade w14:val="67500"/>
+                  <w14:satMod w14:val="115000"/>
+                </w14:schemeClr>
+              </w14:gs>
+              <w14:gs w14:pos="100000">
+                <w14:schemeClr w14:val="accent4">
+                  <w14:lumMod w14:val="50000"/>
+                  <w14:shade w14:val="100000"/>
+                  <w14:satMod w14:val="115000"/>
+                </w14:schemeClr>
+              </w14:gs>
+            </w14:gsLst>
+            <w14:path w14:path="circle">
+              <w14:fillToRect w14:l="50000" w14:t="50000" w14:r="50000" w14:b="50000"/>
+            </w14:path>
+          </w14:gradFill>
+        </w14:textFill>
+      </w:rPr>
+      <w:t xml:space="preserve"> Zorana </w:t>
+    </w:r>
+    <w:proofErr w:type="spellStart"/>
+    <w:r>
+      <w:rPr>
+        <w:rFonts w:ascii="Times New Roman" w:hAnsi="Times New Roman" w:cs="Times New Roman"/>
+        <w:b/>
+        <w:i/>
+        <w:color w:val="FFC000" w:themeColor="accent4"/>
+        <w14:textFill>
+          <w14:gradFill>
+            <w14:gsLst>
+              <w14:gs w14:pos="0">
+                <w14:schemeClr w14:val="accent4">
+                  <w14:lumMod w14:val="50000"/>
+                  <w14:shade w14:val="30000"/>
+                  <w14:satMod w14:val="115000"/>
+                </w14:schemeClr>
+              </w14:gs>
+              <w14:gs w14:pos="50000">
+                <w14:schemeClr w14:val="accent4">
+                  <w14:lumMod w14:val="50000"/>
+                  <w14:shade w14:val="67500"/>
+                  <w14:satMod w14:val="115000"/>
+                </w14:schemeClr>
+              </w14:gs>
+              <w14:gs w14:pos="100000">
+                <w14:schemeClr w14:val="accent4">
+                  <w14:lumMod w14:val="50000"/>
+                  <w14:shade w14:val="100000"/>
+                  <w14:satMod w14:val="115000"/>
+                </w14:schemeClr>
+              </w14:gs>
+            </w14:gsLst>
+            <w14:path w14:path="circle">
+              <w14:fillToRect w14:l="50000" w14:t="50000" w14:r="50000" w14:b="50000"/>
+            </w14:path>
+          </w14:gradFill>
+        </w14:textFill>
+      </w:rPr>
+      <w:t>Đinđića</w:t>
+    </w:r>
+    <w:proofErr w:type="spellEnd"/>
+    <w:r>
+      <w:rPr>
+        <w:rFonts w:ascii="Times New Roman" w:hAnsi="Times New Roman" w:cs="Times New Roman"/>
+        <w:b/>
+        <w:i/>
+        <w:color w:val="FFC000" w:themeColor="accent4"/>
+        <w14:textFill>
+          <w14:gradFill>
+            <w14:gsLst>
+              <w14:gs w14:pos="0">
+                <w14:schemeClr w14:val="accent4">
+                  <w14:lumMod w14:val="50000"/>
+                  <w14:shade w14:val="30000"/>
+                  <w14:satMod w14:val="115000"/>
+                </w14:schemeClr>
+              </w14:gs>
+              <w14:gs w14:pos="50000">
+                <w14:schemeClr w14:val="accent4">
+                  <w14:lumMod w14:val="50000"/>
+                  <w14:shade w14:val="67500"/>
+                  <w14:satMod w14:val="115000"/>
+                </w14:schemeClr>
+              </w14:gs>
+              <w14:gs w14:pos="100000">
+                <w14:schemeClr w14:val="accent4">
+                  <w14:lumMod w14:val="50000"/>
+                  <w14:shade w14:val="100000"/>
+                  <w14:satMod w14:val="115000"/>
+                </w14:schemeClr>
+              </w14:gs>
+            </w14:gsLst>
+            <w14:path w14:path="circle">
+              <w14:fillToRect w14:l="50000" w14:t="50000" w14:r="50000" w14:b="50000"/>
+            </w14:path>
+          </w14:gradFill>
+        </w14:textFill>
+      </w:rPr>
+      <w:t xml:space="preserve"> br. 45e/</w:t>
     </w:r>
     <w:r>
       <w:rPr>
@@ -2278,6 +2457,7 @@
         </w14:textFill>
       </w:rPr>
     </w:pPr>
+    <w:proofErr w:type="spellStart"/>
     <w:r>
       <w:rPr>
         <w:rFonts w:ascii="Times New Roman" w:hAnsi="Times New Roman" w:cs="Times New Roman"/>
@@ -2315,7 +2495,47 @@
           </w14:gradFill>
         </w14:textFill>
       </w:rPr>
-      <w:t xml:space="preserve">Kontakt: 064/39-56-004, </w:t>
+      <w:t>Kontakt</w:t>
+    </w:r>
+    <w:proofErr w:type="spellEnd"/>
+    <w:r>
+      <w:rPr>
+        <w:rFonts w:ascii="Times New Roman" w:hAnsi="Times New Roman" w:cs="Times New Roman"/>
+        <w:b/>
+        <w:i/>
+        <w:color w:val="FFC000" w:themeColor="accent4"/>
+        <w14:textFill>
+          <w14:gradFill>
+            <w14:gsLst>
+              <w14:gs w14:pos="0">
+                <w14:schemeClr w14:val="accent4">
+                  <w14:lumMod w14:val="50000"/>
+                  <w14:shade w14:val="30000"/>
+                  <w14:satMod w14:val="115000"/>
+                </w14:schemeClr>
+              </w14:gs>
+              <w14:gs w14:pos="50000">
+                <w14:schemeClr w14:val="accent4">
+                  <w14:lumMod w14:val="50000"/>
+                  <w14:shade w14:val="67500"/>
+                  <w14:satMod w14:val="115000"/>
+                </w14:schemeClr>
+              </w14:gs>
+              <w14:gs w14:pos="100000">
+                <w14:schemeClr w14:val="accent4">
+                  <w14:lumMod w14:val="50000"/>
+                  <w14:shade w14:val="100000"/>
+                  <w14:satMod w14:val="115000"/>
+                </w14:schemeClr>
+              </w14:gs>
+            </w14:gsLst>
+            <w14:path w14:path="circle">
+              <w14:fillToRect w14:l="50000" w14:t="50000" w14:r="50000" w14:b="50000"/>
+            </w14:path>
+          </w14:gradFill>
+        </w14:textFill>
+      </w:rPr>
+      <w:t xml:space="preserve">: 064/39-56-004, </w:t>
     </w:r>
     <w:hyperlink r:id="rId2" w:history="1">
       <w:r>
@@ -2532,6 +2752,7 @@
         </wp:anchor>
       </w:drawing>
     </w:r>
+    <w:proofErr w:type="spellStart"/>
     <w:r>
       <w:rPr>
         <w:rFonts w:ascii="Times New Roman" w:hAnsi="Times New Roman" w:cs="Times New Roman"/>
@@ -2569,7 +2790,207 @@
           </w14:gradFill>
         </w14:textFill>
       </w:rPr>
-      <w:t>Advokat Marko P. Popović, ul. Bulevar Zorana Đinđića br. 45e/</w:t>
+      <w:t>Advokat</w:t>
+    </w:r>
+    <w:proofErr w:type="spellEnd"/>
+    <w:r>
+      <w:rPr>
+        <w:rFonts w:ascii="Times New Roman" w:hAnsi="Times New Roman" w:cs="Times New Roman"/>
+        <w:b/>
+        <w:i/>
+        <w:color w:val="FFC000" w:themeColor="accent4"/>
+        <w14:textFill>
+          <w14:gradFill>
+            <w14:gsLst>
+              <w14:gs w14:pos="0">
+                <w14:schemeClr w14:val="accent4">
+                  <w14:lumMod w14:val="50000"/>
+                  <w14:shade w14:val="30000"/>
+                  <w14:satMod w14:val="115000"/>
+                </w14:schemeClr>
+              </w14:gs>
+              <w14:gs w14:pos="50000">
+                <w14:schemeClr w14:val="accent4">
+                  <w14:lumMod w14:val="50000"/>
+                  <w14:shade w14:val="67500"/>
+                  <w14:satMod w14:val="115000"/>
+                </w14:schemeClr>
+              </w14:gs>
+              <w14:gs w14:pos="100000">
+                <w14:schemeClr w14:val="accent4">
+                  <w14:lumMod w14:val="50000"/>
+                  <w14:shade w14:val="100000"/>
+                  <w14:satMod w14:val="115000"/>
+                </w14:schemeClr>
+              </w14:gs>
+            </w14:gsLst>
+            <w14:path w14:path="circle">
+              <w14:fillToRect w14:l="50000" w14:t="50000" w14:r="50000" w14:b="50000"/>
+            </w14:path>
+          </w14:gradFill>
+        </w14:textFill>
+      </w:rPr>
+      <w:t xml:space="preserve"> Marko P. Popović, ul. </w:t>
+    </w:r>
+    <w:proofErr w:type="spellStart"/>
+    <w:r>
+      <w:rPr>
+        <w:rFonts w:ascii="Times New Roman" w:hAnsi="Times New Roman" w:cs="Times New Roman"/>
+        <w:b/>
+        <w:i/>
+        <w:color w:val="FFC000" w:themeColor="accent4"/>
+        <w14:textFill>
+          <w14:gradFill>
+            <w14:gsLst>
+              <w14:gs w14:pos="0">
+                <w14:schemeClr w14:val="accent4">
+                  <w14:lumMod w14:val="50000"/>
+                  <w14:shade w14:val="30000"/>
+                  <w14:satMod w14:val="115000"/>
+                </w14:schemeClr>
+              </w14:gs>
+              <w14:gs w14:pos="50000">
+                <w14:schemeClr w14:val="accent4">
+                  <w14:lumMod w14:val="50000"/>
+                  <w14:shade w14:val="67500"/>
+                  <w14:satMod w14:val="115000"/>
+                </w14:schemeClr>
+              </w14:gs>
+              <w14:gs w14:pos="100000">
+                <w14:schemeClr w14:val="accent4">
+                  <w14:lumMod w14:val="50000"/>
+                  <w14:shade w14:val="100000"/>
+                  <w14:satMod w14:val="115000"/>
+                </w14:schemeClr>
+              </w14:gs>
+            </w14:gsLst>
+            <w14:path w14:path="circle">
+              <w14:fillToRect w14:l="50000" w14:t="50000" w14:r="50000" w14:b="50000"/>
+            </w14:path>
+          </w14:gradFill>
+        </w14:textFill>
+      </w:rPr>
+      <w:t>Bulevar</w:t>
+    </w:r>
+    <w:proofErr w:type="spellEnd"/>
+    <w:r>
+      <w:rPr>
+        <w:rFonts w:ascii="Times New Roman" w:hAnsi="Times New Roman" w:cs="Times New Roman"/>
+        <w:b/>
+        <w:i/>
+        <w:color w:val="FFC000" w:themeColor="accent4"/>
+        <w14:textFill>
+          <w14:gradFill>
+            <w14:gsLst>
+              <w14:gs w14:pos="0">
+                <w14:schemeClr w14:val="accent4">
+                  <w14:lumMod w14:val="50000"/>
+                  <w14:shade w14:val="30000"/>
+                  <w14:satMod w14:val="115000"/>
+                </w14:schemeClr>
+              </w14:gs>
+              <w14:gs w14:pos="50000">
+                <w14:schemeClr w14:val="accent4">
+                  <w14:lumMod w14:val="50000"/>
+                  <w14:shade w14:val="67500"/>
+                  <w14:satMod w14:val="115000"/>
+                </w14:schemeClr>
+              </w14:gs>
+              <w14:gs w14:pos="100000">
+                <w14:schemeClr w14:val="accent4">
+                  <w14:lumMod w14:val="50000"/>
+                  <w14:shade w14:val="100000"/>
+                  <w14:satMod w14:val="115000"/>
+                </w14:schemeClr>
+              </w14:gs>
+            </w14:gsLst>
+            <w14:path w14:path="circle">
+              <w14:fillToRect w14:l="50000" w14:t="50000" w14:r="50000" w14:b="50000"/>
+            </w14:path>
+          </w14:gradFill>
+        </w14:textFill>
+      </w:rPr>
+      <w:t xml:space="preserve"> Zorana </w:t>
+    </w:r>
+    <w:proofErr w:type="spellStart"/>
+    <w:r>
+      <w:rPr>
+        <w:rFonts w:ascii="Times New Roman" w:hAnsi="Times New Roman" w:cs="Times New Roman"/>
+        <w:b/>
+        <w:i/>
+        <w:color w:val="FFC000" w:themeColor="accent4"/>
+        <w14:textFill>
+          <w14:gradFill>
+            <w14:gsLst>
+              <w14:gs w14:pos="0">
+                <w14:schemeClr w14:val="accent4">
+                  <w14:lumMod w14:val="50000"/>
+                  <w14:shade w14:val="30000"/>
+                  <w14:satMod w14:val="115000"/>
+                </w14:schemeClr>
+              </w14:gs>
+              <w14:gs w14:pos="50000">
+                <w14:schemeClr w14:val="accent4">
+                  <w14:lumMod w14:val="50000"/>
+                  <w14:shade w14:val="67500"/>
+                  <w14:satMod w14:val="115000"/>
+                </w14:schemeClr>
+              </w14:gs>
+              <w14:gs w14:pos="100000">
+                <w14:schemeClr w14:val="accent4">
+                  <w14:lumMod w14:val="50000"/>
+                  <w14:shade w14:val="100000"/>
+                  <w14:satMod w14:val="115000"/>
+                </w14:schemeClr>
+              </w14:gs>
+            </w14:gsLst>
+            <w14:path w14:path="circle">
+              <w14:fillToRect w14:l="50000" w14:t="50000" w14:r="50000" w14:b="50000"/>
+            </w14:path>
+          </w14:gradFill>
+        </w14:textFill>
+      </w:rPr>
+      <w:t>Đinđića</w:t>
+    </w:r>
+    <w:proofErr w:type="spellEnd"/>
+    <w:r>
+      <w:rPr>
+        <w:rFonts w:ascii="Times New Roman" w:hAnsi="Times New Roman" w:cs="Times New Roman"/>
+        <w:b/>
+        <w:i/>
+        <w:color w:val="FFC000" w:themeColor="accent4"/>
+        <w14:textFill>
+          <w14:gradFill>
+            <w14:gsLst>
+              <w14:gs w14:pos="0">
+                <w14:schemeClr w14:val="accent4">
+                  <w14:lumMod w14:val="50000"/>
+                  <w14:shade w14:val="30000"/>
+                  <w14:satMod w14:val="115000"/>
+                </w14:schemeClr>
+              </w14:gs>
+              <w14:gs w14:pos="50000">
+                <w14:schemeClr w14:val="accent4">
+                  <w14:lumMod w14:val="50000"/>
+                  <w14:shade w14:val="67500"/>
+                  <w14:satMod w14:val="115000"/>
+                </w14:schemeClr>
+              </w14:gs>
+              <w14:gs w14:pos="100000">
+                <w14:schemeClr w14:val="accent4">
+                  <w14:lumMod w14:val="50000"/>
+                  <w14:shade w14:val="100000"/>
+                  <w14:satMod w14:val="115000"/>
+                </w14:schemeClr>
+              </w14:gs>
+            </w14:gsLst>
+            <w14:path w14:path="circle">
+              <w14:fillToRect w14:l="50000" w14:t="50000" w14:r="50000" w14:b="50000"/>
+            </w14:path>
+          </w14:gradFill>
+        </w14:textFill>
+      </w:rPr>
+      <w:t xml:space="preserve"> br. 45e/</w:t>
     </w:r>
     <w:r>
       <w:rPr>
@@ -2690,6 +3111,7 @@
         </w14:textFill>
       </w:rPr>
     </w:pPr>
+    <w:proofErr w:type="spellStart"/>
     <w:r>
       <w:rPr>
         <w:rFonts w:ascii="Times New Roman" w:hAnsi="Times New Roman" w:cs="Times New Roman"/>
@@ -2727,7 +3149,47 @@
           </w14:gradFill>
         </w14:textFill>
       </w:rPr>
-      <w:t>Kontakt: 064</w:t>
+      <w:t>Kontakt</w:t>
+    </w:r>
+    <w:proofErr w:type="spellEnd"/>
+    <w:r>
+      <w:rPr>
+        <w:rFonts w:ascii="Times New Roman" w:hAnsi="Times New Roman" w:cs="Times New Roman"/>
+        <w:b/>
+        <w:i/>
+        <w:color w:val="FFC000" w:themeColor="accent4"/>
+        <w14:textFill>
+          <w14:gradFill>
+            <w14:gsLst>
+              <w14:gs w14:pos="0">
+                <w14:schemeClr w14:val="accent4">
+                  <w14:lumMod w14:val="50000"/>
+                  <w14:shade w14:val="30000"/>
+                  <w14:satMod w14:val="115000"/>
+                </w14:schemeClr>
+              </w14:gs>
+              <w14:gs w14:pos="50000">
+                <w14:schemeClr w14:val="accent4">
+                  <w14:lumMod w14:val="50000"/>
+                  <w14:shade w14:val="67500"/>
+                  <w14:satMod w14:val="115000"/>
+                </w14:schemeClr>
+              </w14:gs>
+              <w14:gs w14:pos="100000">
+                <w14:schemeClr w14:val="accent4">
+                  <w14:lumMod w14:val="50000"/>
+                  <w14:shade w14:val="100000"/>
+                  <w14:satMod w14:val="115000"/>
+                </w14:schemeClr>
+              </w14:gs>
+            </w14:gsLst>
+            <w14:path w14:path="circle">
+              <w14:fillToRect w14:l="50000" w14:t="50000" w14:r="50000" w14:b="50000"/>
+            </w14:path>
+          </w14:gradFill>
+        </w14:textFill>
+      </w:rPr>
+      <w:t>: 064</w:t>
     </w:r>
     <w:r>
       <w:rPr>

--- a/template.docx
+++ b/template.docx
@@ -103,6 +103,49 @@
         <w:spacing w:line="259" w:lineRule="auto"/>
         <w:rPr>
           <w:rFonts w:ascii="Times New Roman" w:hAnsi="Times New Roman" w:cs="Times New Roman"/>
+          <w:color w:val="auto"/>
+          <w:sz w:val="24"/>
+          <w:szCs w:val="24"/>
+        </w:rPr>
+      </w:pPr>
+      <w:r>
+        <w:rPr>
+          <w:rFonts w:ascii="Times New Roman" w:hAnsi="Times New Roman" w:cs="Times New Roman"/>
+          <w:color w:val="auto"/>
+          <w:sz w:val="24"/>
+          <w:szCs w:val="24"/>
+        </w:rPr>
+        <w:t>{{postanski_broj}}</w:t>
+      </w:r>
+      <w:r>
+        <w:rPr>
+          <w:rFonts w:ascii="Times New Roman" w:hAnsi="Times New Roman" w:cs="Times New Roman"/>
+          <w:color w:val="auto"/>
+          <w:sz w:val="24"/>
+          <w:szCs w:val="24"/>
+        </w:rPr>
+        <w:t>, {{grad}}</w:t>
+      </w:r>
+    </w:p>
+    <w:p>
+      <w:pPr>
+        <w:suppressAutoHyphens w:val="0"/>
+        <w:spacing w:line="259" w:lineRule="auto"/>
+        <w:rPr>
+          <w:rFonts w:ascii="Times New Roman" w:hAnsi="Times New Roman" w:cs="Times New Roman"/>
+          <w:color w:val="auto"/>
+          <w:sz w:val="24"/>
+          <w:szCs w:val="24"/>
+          <w:lang w:val="sr-Latn-RS"/>
+        </w:rPr>
+      </w:pPr>
+    </w:p>
+    <w:p>
+      <w:pPr>
+        <w:suppressAutoHyphens w:val="0"/>
+        <w:spacing w:line="259" w:lineRule="auto"/>
+        <w:rPr>
+          <w:rFonts w:ascii="Times New Roman" w:hAnsi="Times New Roman" w:cs="Times New Roman"/>
           <w:color w:val="000000" w:themeColor="text1"/>
           <w:sz w:val="24"/>
           <w:szCs w:val="24"/>
@@ -1354,7 +1397,17 @@
           <w:szCs w:val="24"/>
           <w:lang w:val="sr-Latn-RS"/>
         </w:rPr>
-        <w:t xml:space="preserve"> je da se pre iniciranja sudskih postupaka uverimo da smo iscrpeli sve moguće opcije za mirno rešavanje spora između stranaka, upravo to je razlog ovakvog našeg obraćanja. Pokretanje sudskih postupaka, osim neprijatnosti, dovelo bi do materijalnih troškova (sudske takse, izvršiteljske takse, advokatski troškovi…) koje ćete na kraju snositi upravo </w:t>
+        <w:t xml:space="preserve"> je da se pre iniciranja sudskih postupaka uverimo da smo iscrpeli sve moguće opcije za mirno rešavanje spora između stranaka, upravo to je razlog ovakvog našeg obraćanja. Pokretanje sudskih postupaka, osim neprijatnosti, dovelo bi do materijalnih troškova (sudske takse, izvršiteljske takse, advokatski </w:t>
+      </w:r>
+      <w:r>
+        <w:rPr>
+          <w:rFonts w:ascii="Times New Roman" w:hAnsi="Times New Roman" w:cs="Times New Roman"/>
+          <w:sz w:val="24"/>
+          <w:szCs w:val="24"/>
+          <w:lang w:val="sr-Latn-RS"/>
+        </w:rPr>
+        <w:lastRenderedPageBreak/>
+        <w:t xml:space="preserve">troškovi…) koje ćete na kraju snositi upravo </w:t>
       </w:r>
       <w:r>
         <w:rPr>
@@ -1420,7 +1473,6 @@
           <w:szCs w:val="24"/>
           <w:lang w:val="sr-Latn-RS"/>
         </w:rPr>
-        <w:lastRenderedPageBreak/>
         <w:tab/>
       </w:r>
     </w:p>
@@ -2098,7 +2150,6 @@
         </wp:anchor>
       </w:drawing>
     </w:r>
-    <w:proofErr w:type="spellStart"/>
     <w:r>
       <w:rPr>
         <w:rFonts w:ascii="Times New Roman" w:hAnsi="Times New Roman" w:cs="Times New Roman"/>
@@ -2136,207 +2187,7 @@
           </w14:gradFill>
         </w14:textFill>
       </w:rPr>
-      <w:t>Advokat</w:t>
-    </w:r>
-    <w:proofErr w:type="spellEnd"/>
-    <w:r>
-      <w:rPr>
-        <w:rFonts w:ascii="Times New Roman" w:hAnsi="Times New Roman" w:cs="Times New Roman"/>
-        <w:b/>
-        <w:i/>
-        <w:color w:val="FFC000" w:themeColor="accent4"/>
-        <w14:textFill>
-          <w14:gradFill>
-            <w14:gsLst>
-              <w14:gs w14:pos="0">
-                <w14:schemeClr w14:val="accent4">
-                  <w14:lumMod w14:val="50000"/>
-                  <w14:shade w14:val="30000"/>
-                  <w14:satMod w14:val="115000"/>
-                </w14:schemeClr>
-              </w14:gs>
-              <w14:gs w14:pos="50000">
-                <w14:schemeClr w14:val="accent4">
-                  <w14:lumMod w14:val="50000"/>
-                  <w14:shade w14:val="67500"/>
-                  <w14:satMod w14:val="115000"/>
-                </w14:schemeClr>
-              </w14:gs>
-              <w14:gs w14:pos="100000">
-                <w14:schemeClr w14:val="accent4">
-                  <w14:lumMod w14:val="50000"/>
-                  <w14:shade w14:val="100000"/>
-                  <w14:satMod w14:val="115000"/>
-                </w14:schemeClr>
-              </w14:gs>
-            </w14:gsLst>
-            <w14:path w14:path="circle">
-              <w14:fillToRect w14:l="50000" w14:t="50000" w14:r="50000" w14:b="50000"/>
-            </w14:path>
-          </w14:gradFill>
-        </w14:textFill>
-      </w:rPr>
-      <w:t xml:space="preserve"> Marko P. Popović, ul. </w:t>
-    </w:r>
-    <w:proofErr w:type="spellStart"/>
-    <w:r>
-      <w:rPr>
-        <w:rFonts w:ascii="Times New Roman" w:hAnsi="Times New Roman" w:cs="Times New Roman"/>
-        <w:b/>
-        <w:i/>
-        <w:color w:val="FFC000" w:themeColor="accent4"/>
-        <w14:textFill>
-          <w14:gradFill>
-            <w14:gsLst>
-              <w14:gs w14:pos="0">
-                <w14:schemeClr w14:val="accent4">
-                  <w14:lumMod w14:val="50000"/>
-                  <w14:shade w14:val="30000"/>
-                  <w14:satMod w14:val="115000"/>
-                </w14:schemeClr>
-              </w14:gs>
-              <w14:gs w14:pos="50000">
-                <w14:schemeClr w14:val="accent4">
-                  <w14:lumMod w14:val="50000"/>
-                  <w14:shade w14:val="67500"/>
-                  <w14:satMod w14:val="115000"/>
-                </w14:schemeClr>
-              </w14:gs>
-              <w14:gs w14:pos="100000">
-                <w14:schemeClr w14:val="accent4">
-                  <w14:lumMod w14:val="50000"/>
-                  <w14:shade w14:val="100000"/>
-                  <w14:satMod w14:val="115000"/>
-                </w14:schemeClr>
-              </w14:gs>
-            </w14:gsLst>
-            <w14:path w14:path="circle">
-              <w14:fillToRect w14:l="50000" w14:t="50000" w14:r="50000" w14:b="50000"/>
-            </w14:path>
-          </w14:gradFill>
-        </w14:textFill>
-      </w:rPr>
-      <w:t>Bulevar</w:t>
-    </w:r>
-    <w:proofErr w:type="spellEnd"/>
-    <w:r>
-      <w:rPr>
-        <w:rFonts w:ascii="Times New Roman" w:hAnsi="Times New Roman" w:cs="Times New Roman"/>
-        <w:b/>
-        <w:i/>
-        <w:color w:val="FFC000" w:themeColor="accent4"/>
-        <w14:textFill>
-          <w14:gradFill>
-            <w14:gsLst>
-              <w14:gs w14:pos="0">
-                <w14:schemeClr w14:val="accent4">
-                  <w14:lumMod w14:val="50000"/>
-                  <w14:shade w14:val="30000"/>
-                  <w14:satMod w14:val="115000"/>
-                </w14:schemeClr>
-              </w14:gs>
-              <w14:gs w14:pos="50000">
-                <w14:schemeClr w14:val="accent4">
-                  <w14:lumMod w14:val="50000"/>
-                  <w14:shade w14:val="67500"/>
-                  <w14:satMod w14:val="115000"/>
-                </w14:schemeClr>
-              </w14:gs>
-              <w14:gs w14:pos="100000">
-                <w14:schemeClr w14:val="accent4">
-                  <w14:lumMod w14:val="50000"/>
-                  <w14:shade w14:val="100000"/>
-                  <w14:satMod w14:val="115000"/>
-                </w14:schemeClr>
-              </w14:gs>
-            </w14:gsLst>
-            <w14:path w14:path="circle">
-              <w14:fillToRect w14:l="50000" w14:t="50000" w14:r="50000" w14:b="50000"/>
-            </w14:path>
-          </w14:gradFill>
-        </w14:textFill>
-      </w:rPr>
-      <w:t xml:space="preserve"> Zorana </w:t>
-    </w:r>
-    <w:proofErr w:type="spellStart"/>
-    <w:r>
-      <w:rPr>
-        <w:rFonts w:ascii="Times New Roman" w:hAnsi="Times New Roman" w:cs="Times New Roman"/>
-        <w:b/>
-        <w:i/>
-        <w:color w:val="FFC000" w:themeColor="accent4"/>
-        <w14:textFill>
-          <w14:gradFill>
-            <w14:gsLst>
-              <w14:gs w14:pos="0">
-                <w14:schemeClr w14:val="accent4">
-                  <w14:lumMod w14:val="50000"/>
-                  <w14:shade w14:val="30000"/>
-                  <w14:satMod w14:val="115000"/>
-                </w14:schemeClr>
-              </w14:gs>
-              <w14:gs w14:pos="50000">
-                <w14:schemeClr w14:val="accent4">
-                  <w14:lumMod w14:val="50000"/>
-                  <w14:shade w14:val="67500"/>
-                  <w14:satMod w14:val="115000"/>
-                </w14:schemeClr>
-              </w14:gs>
-              <w14:gs w14:pos="100000">
-                <w14:schemeClr w14:val="accent4">
-                  <w14:lumMod w14:val="50000"/>
-                  <w14:shade w14:val="100000"/>
-                  <w14:satMod w14:val="115000"/>
-                </w14:schemeClr>
-              </w14:gs>
-            </w14:gsLst>
-            <w14:path w14:path="circle">
-              <w14:fillToRect w14:l="50000" w14:t="50000" w14:r="50000" w14:b="50000"/>
-            </w14:path>
-          </w14:gradFill>
-        </w14:textFill>
-      </w:rPr>
-      <w:t>Đinđića</w:t>
-    </w:r>
-    <w:proofErr w:type="spellEnd"/>
-    <w:r>
-      <w:rPr>
-        <w:rFonts w:ascii="Times New Roman" w:hAnsi="Times New Roman" w:cs="Times New Roman"/>
-        <w:b/>
-        <w:i/>
-        <w:color w:val="FFC000" w:themeColor="accent4"/>
-        <w14:textFill>
-          <w14:gradFill>
-            <w14:gsLst>
-              <w14:gs w14:pos="0">
-                <w14:schemeClr w14:val="accent4">
-                  <w14:lumMod w14:val="50000"/>
-                  <w14:shade w14:val="30000"/>
-                  <w14:satMod w14:val="115000"/>
-                </w14:schemeClr>
-              </w14:gs>
-              <w14:gs w14:pos="50000">
-                <w14:schemeClr w14:val="accent4">
-                  <w14:lumMod w14:val="50000"/>
-                  <w14:shade w14:val="67500"/>
-                  <w14:satMod w14:val="115000"/>
-                </w14:schemeClr>
-              </w14:gs>
-              <w14:gs w14:pos="100000">
-                <w14:schemeClr w14:val="accent4">
-                  <w14:lumMod w14:val="50000"/>
-                  <w14:shade w14:val="100000"/>
-                  <w14:satMod w14:val="115000"/>
-                </w14:schemeClr>
-              </w14:gs>
-            </w14:gsLst>
-            <w14:path w14:path="circle">
-              <w14:fillToRect w14:l="50000" w14:t="50000" w14:r="50000" w14:b="50000"/>
-            </w14:path>
-          </w14:gradFill>
-        </w14:textFill>
-      </w:rPr>
-      <w:t xml:space="preserve"> br. 45e/</w:t>
+      <w:t>Advokat Marko P. Popović, ul. Bulevar Zorana Đinđića br. 45e/</w:t>
     </w:r>
     <w:r>
       <w:rPr>
@@ -2457,7 +2308,6 @@
         </w14:textFill>
       </w:rPr>
     </w:pPr>
-    <w:proofErr w:type="spellStart"/>
     <w:r>
       <w:rPr>
         <w:rFonts w:ascii="Times New Roman" w:hAnsi="Times New Roman" w:cs="Times New Roman"/>
@@ -2495,47 +2345,7 @@
           </w14:gradFill>
         </w14:textFill>
       </w:rPr>
-      <w:t>Kontakt</w:t>
-    </w:r>
-    <w:proofErr w:type="spellEnd"/>
-    <w:r>
-      <w:rPr>
-        <w:rFonts w:ascii="Times New Roman" w:hAnsi="Times New Roman" w:cs="Times New Roman"/>
-        <w:b/>
-        <w:i/>
-        <w:color w:val="FFC000" w:themeColor="accent4"/>
-        <w14:textFill>
-          <w14:gradFill>
-            <w14:gsLst>
-              <w14:gs w14:pos="0">
-                <w14:schemeClr w14:val="accent4">
-                  <w14:lumMod w14:val="50000"/>
-                  <w14:shade w14:val="30000"/>
-                  <w14:satMod w14:val="115000"/>
-                </w14:schemeClr>
-              </w14:gs>
-              <w14:gs w14:pos="50000">
-                <w14:schemeClr w14:val="accent4">
-                  <w14:lumMod w14:val="50000"/>
-                  <w14:shade w14:val="67500"/>
-                  <w14:satMod w14:val="115000"/>
-                </w14:schemeClr>
-              </w14:gs>
-              <w14:gs w14:pos="100000">
-                <w14:schemeClr w14:val="accent4">
-                  <w14:lumMod w14:val="50000"/>
-                  <w14:shade w14:val="100000"/>
-                  <w14:satMod w14:val="115000"/>
-                </w14:schemeClr>
-              </w14:gs>
-            </w14:gsLst>
-            <w14:path w14:path="circle">
-              <w14:fillToRect w14:l="50000" w14:t="50000" w14:r="50000" w14:b="50000"/>
-            </w14:path>
-          </w14:gradFill>
-        </w14:textFill>
-      </w:rPr>
-      <w:t xml:space="preserve">: 064/39-56-004, </w:t>
+      <w:t xml:space="preserve">Kontakt: 064/39-56-004, </w:t>
     </w:r>
     <w:hyperlink r:id="rId2" w:history="1">
       <w:r>
@@ -2752,7 +2562,6 @@
         </wp:anchor>
       </w:drawing>
     </w:r>
-    <w:proofErr w:type="spellStart"/>
     <w:r>
       <w:rPr>
         <w:rFonts w:ascii="Times New Roman" w:hAnsi="Times New Roman" w:cs="Times New Roman"/>
@@ -2790,207 +2599,7 @@
           </w14:gradFill>
         </w14:textFill>
       </w:rPr>
-      <w:t>Advokat</w:t>
-    </w:r>
-    <w:proofErr w:type="spellEnd"/>
-    <w:r>
-      <w:rPr>
-        <w:rFonts w:ascii="Times New Roman" w:hAnsi="Times New Roman" w:cs="Times New Roman"/>
-        <w:b/>
-        <w:i/>
-        <w:color w:val="FFC000" w:themeColor="accent4"/>
-        <w14:textFill>
-          <w14:gradFill>
-            <w14:gsLst>
-              <w14:gs w14:pos="0">
-                <w14:schemeClr w14:val="accent4">
-                  <w14:lumMod w14:val="50000"/>
-                  <w14:shade w14:val="30000"/>
-                  <w14:satMod w14:val="115000"/>
-                </w14:schemeClr>
-              </w14:gs>
-              <w14:gs w14:pos="50000">
-                <w14:schemeClr w14:val="accent4">
-                  <w14:lumMod w14:val="50000"/>
-                  <w14:shade w14:val="67500"/>
-                  <w14:satMod w14:val="115000"/>
-                </w14:schemeClr>
-              </w14:gs>
-              <w14:gs w14:pos="100000">
-                <w14:schemeClr w14:val="accent4">
-                  <w14:lumMod w14:val="50000"/>
-                  <w14:shade w14:val="100000"/>
-                  <w14:satMod w14:val="115000"/>
-                </w14:schemeClr>
-              </w14:gs>
-            </w14:gsLst>
-            <w14:path w14:path="circle">
-              <w14:fillToRect w14:l="50000" w14:t="50000" w14:r="50000" w14:b="50000"/>
-            </w14:path>
-          </w14:gradFill>
-        </w14:textFill>
-      </w:rPr>
-      <w:t xml:space="preserve"> Marko P. Popović, ul. </w:t>
-    </w:r>
-    <w:proofErr w:type="spellStart"/>
-    <w:r>
-      <w:rPr>
-        <w:rFonts w:ascii="Times New Roman" w:hAnsi="Times New Roman" w:cs="Times New Roman"/>
-        <w:b/>
-        <w:i/>
-        <w:color w:val="FFC000" w:themeColor="accent4"/>
-        <w14:textFill>
-          <w14:gradFill>
-            <w14:gsLst>
-              <w14:gs w14:pos="0">
-                <w14:schemeClr w14:val="accent4">
-                  <w14:lumMod w14:val="50000"/>
-                  <w14:shade w14:val="30000"/>
-                  <w14:satMod w14:val="115000"/>
-                </w14:schemeClr>
-              </w14:gs>
-              <w14:gs w14:pos="50000">
-                <w14:schemeClr w14:val="accent4">
-                  <w14:lumMod w14:val="50000"/>
-                  <w14:shade w14:val="67500"/>
-                  <w14:satMod w14:val="115000"/>
-                </w14:schemeClr>
-              </w14:gs>
-              <w14:gs w14:pos="100000">
-                <w14:schemeClr w14:val="accent4">
-                  <w14:lumMod w14:val="50000"/>
-                  <w14:shade w14:val="100000"/>
-                  <w14:satMod w14:val="115000"/>
-                </w14:schemeClr>
-              </w14:gs>
-            </w14:gsLst>
-            <w14:path w14:path="circle">
-              <w14:fillToRect w14:l="50000" w14:t="50000" w14:r="50000" w14:b="50000"/>
-            </w14:path>
-          </w14:gradFill>
-        </w14:textFill>
-      </w:rPr>
-      <w:t>Bulevar</w:t>
-    </w:r>
-    <w:proofErr w:type="spellEnd"/>
-    <w:r>
-      <w:rPr>
-        <w:rFonts w:ascii="Times New Roman" w:hAnsi="Times New Roman" w:cs="Times New Roman"/>
-        <w:b/>
-        <w:i/>
-        <w:color w:val="FFC000" w:themeColor="accent4"/>
-        <w14:textFill>
-          <w14:gradFill>
-            <w14:gsLst>
-              <w14:gs w14:pos="0">
-                <w14:schemeClr w14:val="accent4">
-                  <w14:lumMod w14:val="50000"/>
-                  <w14:shade w14:val="30000"/>
-                  <w14:satMod w14:val="115000"/>
-                </w14:schemeClr>
-              </w14:gs>
-              <w14:gs w14:pos="50000">
-                <w14:schemeClr w14:val="accent4">
-                  <w14:lumMod w14:val="50000"/>
-                  <w14:shade w14:val="67500"/>
-                  <w14:satMod w14:val="115000"/>
-                </w14:schemeClr>
-              </w14:gs>
-              <w14:gs w14:pos="100000">
-                <w14:schemeClr w14:val="accent4">
-                  <w14:lumMod w14:val="50000"/>
-                  <w14:shade w14:val="100000"/>
-                  <w14:satMod w14:val="115000"/>
-                </w14:schemeClr>
-              </w14:gs>
-            </w14:gsLst>
-            <w14:path w14:path="circle">
-              <w14:fillToRect w14:l="50000" w14:t="50000" w14:r="50000" w14:b="50000"/>
-            </w14:path>
-          </w14:gradFill>
-        </w14:textFill>
-      </w:rPr>
-      <w:t xml:space="preserve"> Zorana </w:t>
-    </w:r>
-    <w:proofErr w:type="spellStart"/>
-    <w:r>
-      <w:rPr>
-        <w:rFonts w:ascii="Times New Roman" w:hAnsi="Times New Roman" w:cs="Times New Roman"/>
-        <w:b/>
-        <w:i/>
-        <w:color w:val="FFC000" w:themeColor="accent4"/>
-        <w14:textFill>
-          <w14:gradFill>
-            <w14:gsLst>
-              <w14:gs w14:pos="0">
-                <w14:schemeClr w14:val="accent4">
-                  <w14:lumMod w14:val="50000"/>
-                  <w14:shade w14:val="30000"/>
-                  <w14:satMod w14:val="115000"/>
-                </w14:schemeClr>
-              </w14:gs>
-              <w14:gs w14:pos="50000">
-                <w14:schemeClr w14:val="accent4">
-                  <w14:lumMod w14:val="50000"/>
-                  <w14:shade w14:val="67500"/>
-                  <w14:satMod w14:val="115000"/>
-                </w14:schemeClr>
-              </w14:gs>
-              <w14:gs w14:pos="100000">
-                <w14:schemeClr w14:val="accent4">
-                  <w14:lumMod w14:val="50000"/>
-                  <w14:shade w14:val="100000"/>
-                  <w14:satMod w14:val="115000"/>
-                </w14:schemeClr>
-              </w14:gs>
-            </w14:gsLst>
-            <w14:path w14:path="circle">
-              <w14:fillToRect w14:l="50000" w14:t="50000" w14:r="50000" w14:b="50000"/>
-            </w14:path>
-          </w14:gradFill>
-        </w14:textFill>
-      </w:rPr>
-      <w:t>Đinđića</w:t>
-    </w:r>
-    <w:proofErr w:type="spellEnd"/>
-    <w:r>
-      <w:rPr>
-        <w:rFonts w:ascii="Times New Roman" w:hAnsi="Times New Roman" w:cs="Times New Roman"/>
-        <w:b/>
-        <w:i/>
-        <w:color w:val="FFC000" w:themeColor="accent4"/>
-        <w14:textFill>
-          <w14:gradFill>
-            <w14:gsLst>
-              <w14:gs w14:pos="0">
-                <w14:schemeClr w14:val="accent4">
-                  <w14:lumMod w14:val="50000"/>
-                  <w14:shade w14:val="30000"/>
-                  <w14:satMod w14:val="115000"/>
-                </w14:schemeClr>
-              </w14:gs>
-              <w14:gs w14:pos="50000">
-                <w14:schemeClr w14:val="accent4">
-                  <w14:lumMod w14:val="50000"/>
-                  <w14:shade w14:val="67500"/>
-                  <w14:satMod w14:val="115000"/>
-                </w14:schemeClr>
-              </w14:gs>
-              <w14:gs w14:pos="100000">
-                <w14:schemeClr w14:val="accent4">
-                  <w14:lumMod w14:val="50000"/>
-                  <w14:shade w14:val="100000"/>
-                  <w14:satMod w14:val="115000"/>
-                </w14:schemeClr>
-              </w14:gs>
-            </w14:gsLst>
-            <w14:path w14:path="circle">
-              <w14:fillToRect w14:l="50000" w14:t="50000" w14:r="50000" w14:b="50000"/>
-            </w14:path>
-          </w14:gradFill>
-        </w14:textFill>
-      </w:rPr>
-      <w:t xml:space="preserve"> br. 45e/</w:t>
+      <w:t>Advokat Marko P. Popović, ul. Bulevar Zorana Đinđića br. 45e/</w:t>
     </w:r>
     <w:r>
       <w:rPr>
@@ -3111,7 +2720,6 @@
         </w14:textFill>
       </w:rPr>
     </w:pPr>
-    <w:proofErr w:type="spellStart"/>
     <w:r>
       <w:rPr>
         <w:rFonts w:ascii="Times New Roman" w:hAnsi="Times New Roman" w:cs="Times New Roman"/>
@@ -3149,47 +2757,7 @@
           </w14:gradFill>
         </w14:textFill>
       </w:rPr>
-      <w:t>Kontakt</w:t>
-    </w:r>
-    <w:proofErr w:type="spellEnd"/>
-    <w:r>
-      <w:rPr>
-        <w:rFonts w:ascii="Times New Roman" w:hAnsi="Times New Roman" w:cs="Times New Roman"/>
-        <w:b/>
-        <w:i/>
-        <w:color w:val="FFC000" w:themeColor="accent4"/>
-        <w14:textFill>
-          <w14:gradFill>
-            <w14:gsLst>
-              <w14:gs w14:pos="0">
-                <w14:schemeClr w14:val="accent4">
-                  <w14:lumMod w14:val="50000"/>
-                  <w14:shade w14:val="30000"/>
-                  <w14:satMod w14:val="115000"/>
-                </w14:schemeClr>
-              </w14:gs>
-              <w14:gs w14:pos="50000">
-                <w14:schemeClr w14:val="accent4">
-                  <w14:lumMod w14:val="50000"/>
-                  <w14:shade w14:val="67500"/>
-                  <w14:satMod w14:val="115000"/>
-                </w14:schemeClr>
-              </w14:gs>
-              <w14:gs w14:pos="100000">
-                <w14:schemeClr w14:val="accent4">
-                  <w14:lumMod w14:val="50000"/>
-                  <w14:shade w14:val="100000"/>
-                  <w14:satMod w14:val="115000"/>
-                </w14:schemeClr>
-              </w14:gs>
-            </w14:gsLst>
-            <w14:path w14:path="circle">
-              <w14:fillToRect w14:l="50000" w14:t="50000" w14:r="50000" w14:b="50000"/>
-            </w14:path>
-          </w14:gradFill>
-        </w14:textFill>
-      </w:rPr>
-      <w:t>: 064</w:t>
+      <w:t>Kontakt: 064</w:t>
     </w:r>
     <w:r>
       <w:rPr>
@@ -4025,7 +3593,6 @@
   <w:style w:type="character" w:default="1" w:styleId="DefaultParagraphFont">
     <w:name w:val="Default Paragraph Font"/>
     <w:uiPriority w:val="1"/>
-    <w:semiHidden/>
     <w:unhideWhenUsed/>
   </w:style>
   <w:style w:type="table" w:default="1" w:styleId="TableNormal">
